--- a/public/assets/files/stacjonarne/JAP3.docx
+++ b/public/assets/files/stacjonarne/JAP3.docx
@@ -523,6 +523,7 @@
                 <w:i w:val="0"/>
                 <w:sz w:val="22"/>
               </w:rPr>
+              <w:t>I</w:t>
             </w:r>
           </w:p>
         </w:tc>
@@ -560,6 +561,7 @@
                 <w:i w:val="0"/>
                 <w:sz w:val="22"/>
               </w:rPr>
+              <w:t>lektorat</w:t>
             </w:r>
           </w:p>
         </w:tc>

--- a/public/assets/files/stacjonarne/JAP3.docx
+++ b/public/assets/files/stacjonarne/JAP3.docx
@@ -680,12 +680,22 @@
         <w:tblW w:w="5000" w:type="pct"/>
       </w:tblPr>
       <w:tblGrid>
-        <w:gridCol w:w="9972"/>
+        <w:gridCol w:w="997"/>
+        <w:gridCol w:w="997"/>
+        <w:gridCol w:w="997"/>
+        <w:gridCol w:w="997"/>
+        <w:gridCol w:w="997"/>
+        <w:gridCol w:w="997"/>
+        <w:gridCol w:w="997"/>
+        <w:gridCol w:w="997"/>
+        <w:gridCol w:w="997"/>
+        <w:gridCol w:w="997"/>
       </w:tblGrid>
       <w:tr>
         <w:tc>
           <w:tcPr>
-            <w:tcW w:type="dxa" w:w="9972"/>
+            <w:tcW w:type="dxa" w:w="9970"/>
+            <w:gridSpan w:val="10"/>
             <w:shd w:val="clear" w:color="auto" w:fill="D9D9D9"/>
           </w:tcPr>
           <w:p>
@@ -704,31 +714,34 @@
           </w:p>
         </w:tc>
       </w:tr>
-    </w:tbl>
-    <w:tbl>
-      <w:tblPr>
-        <w:tblW w:type="auto" w:w="0"/>
-        <w:tblLook w:firstColumn="1" w:firstRow="1" w:lastColumn="0" w:lastRow="0" w:noHBand="0" w:noVBand="1" w:val="04A0"/>
-        <w:tblBorders>
-          <w:top w:val="single" w:sz="4" w:space="0" w:color="000000"/>
-          <w:left w:val="single" w:sz="4" w:space="0" w:color="000000"/>
-          <w:bottom w:val="single" w:sz="4" w:space="0" w:color="000000"/>
-          <w:right w:val="single" w:sz="4" w:space="0" w:color="000000"/>
-          <w:insideH w:val="single" w:sz="4" w:space="0" w:color="000000"/>
-          <w:insideV w:val="single" w:sz="4" w:space="0" w:color="000000"/>
-        </w:tblBorders>
-        <w:tblW w:w="5000" w:type="pct"/>
-      </w:tblPr>
-      <w:tblGrid>
-        <w:gridCol w:w="2493"/>
-        <w:gridCol w:w="2493"/>
-        <w:gridCol w:w="2493"/>
-        <w:gridCol w:w="2493"/>
-      </w:tblGrid>
       <w:tr>
         <w:tc>
           <w:tcPr>
-            <w:tcW w:type="dxa" w:w="2493"/>
+            <w:tcW w:type="dxa" w:w="9970"/>
+            <w:gridSpan w:val="10"/>
+            <w:shd w:val="clear" w:color="auto" w:fill="D9D9D9"/>
+          </w:tcPr>
+          <w:p>
+            <w:pPr>
+              <w:spacing w:before="20" w:after="20"/>
+            </w:pPr>
+            <w:r>
+              <w:rPr>
+                <w:rFonts w:ascii="Aptos" w:hAnsi="Aptos"/>
+                <w:b w:val="0"/>
+                <w:i w:val="0"/>
+                <w:sz w:val="16"/>
+              </w:rPr>
+              <w:t>Wymiar godzinowy (liczba godzin w semestrze)</w:t>
+            </w:r>
+          </w:p>
+        </w:tc>
+      </w:tr>
+      <w:tr>
+        <w:tc>
+          <w:tcPr>
+            <w:tcW w:type="dxa" w:w="1994"/>
+            <w:gridSpan w:val="2"/>
             <w:shd w:val="clear" w:color="auto" w:fill="D9D9D9"/>
           </w:tcPr>
           <w:p>
@@ -748,7 +761,8 @@
         </w:tc>
         <w:tc>
           <w:tcPr>
-            <w:tcW w:type="dxa" w:w="2493"/>
+            <w:tcW w:type="dxa" w:w="2991"/>
+            <w:gridSpan w:val="3"/>
             <w:shd w:val="clear" w:color="auto" w:fill="D9D9D9"/>
           </w:tcPr>
           <w:p>
@@ -768,7 +782,8 @@
         </w:tc>
         <w:tc>
           <w:tcPr>
-            <w:tcW w:type="dxa" w:w="2493"/>
+            <w:tcW w:type="dxa" w:w="2991"/>
+            <w:gridSpan w:val="3"/>
             <w:shd w:val="clear" w:color="auto" w:fill="D9D9D9"/>
           </w:tcPr>
           <w:p>
@@ -788,7 +803,8 @@
         </w:tc>
         <w:tc>
           <w:tcPr>
-            <w:tcW w:type="dxa" w:w="2493"/>
+            <w:tcW w:type="dxa" w:w="1994"/>
+            <w:gridSpan w:val="2"/>
             <w:shd w:val="clear" w:color="auto" w:fill="D9D9D9"/>
           </w:tcPr>
           <w:p>
@@ -810,7 +826,8 @@
       <w:tr>
         <w:tc>
           <w:tcPr>
-            <w:tcW w:type="dxa" w:w="2493"/>
+            <w:tcW w:type="dxa" w:w="1994"/>
+            <w:gridSpan w:val="2"/>
           </w:tcPr>
           <w:p>
             <w:pPr>
@@ -829,7 +846,8 @@
         </w:tc>
         <w:tc>
           <w:tcPr>
-            <w:tcW w:type="dxa" w:w="2493"/>
+            <w:tcW w:type="dxa" w:w="2991"/>
+            <w:gridSpan w:val="3"/>
           </w:tcPr>
           <w:p>
             <w:pPr>
@@ -848,7 +866,8 @@
         </w:tc>
         <w:tc>
           <w:tcPr>
-            <w:tcW w:type="dxa" w:w="2493"/>
+            <w:tcW w:type="dxa" w:w="2991"/>
+            <w:gridSpan w:val="3"/>
           </w:tcPr>
           <w:p>
             <w:pPr>
@@ -867,7 +886,8 @@
         </w:tc>
         <w:tc>
           <w:tcPr>
-            <w:tcW w:type="dxa" w:w="2493"/>
+            <w:tcW w:type="dxa" w:w="1994"/>
+            <w:gridSpan w:val="2"/>
           </w:tcPr>
           <w:p>
             <w:pPr>
@@ -885,30 +905,34 @@
           </w:p>
         </w:tc>
       </w:tr>
-    </w:tbl>
-    <w:tbl>
-      <w:tblPr>
-        <w:tblW w:type="auto" w:w="0"/>
-        <w:tblLook w:firstColumn="1" w:firstRow="1" w:lastColumn="0" w:lastRow="0" w:noHBand="0" w:noVBand="1" w:val="04A0"/>
-        <w:tblBorders>
-          <w:top w:val="single" w:sz="4" w:space="0" w:color="000000"/>
-          <w:left w:val="single" w:sz="4" w:space="0" w:color="000000"/>
-          <w:bottom w:val="single" w:sz="4" w:space="0" w:color="000000"/>
-          <w:right w:val="single" w:sz="4" w:space="0" w:color="000000"/>
-          <w:insideH w:val="single" w:sz="4" w:space="0" w:color="000000"/>
-          <w:insideV w:val="single" w:sz="4" w:space="0" w:color="000000"/>
-        </w:tblBorders>
-        <w:tblW w:w="5000" w:type="pct"/>
-      </w:tblPr>
-      <w:tblGrid>
-        <w:gridCol w:w="3324"/>
-        <w:gridCol w:w="3324"/>
-        <w:gridCol w:w="3324"/>
-      </w:tblGrid>
       <w:tr>
         <w:tc>
           <w:tcPr>
-            <w:tcW w:type="dxa" w:w="3324"/>
+            <w:tcW w:type="dxa" w:w="9970"/>
+            <w:gridSpan w:val="10"/>
+            <w:shd w:val="clear" w:color="auto" w:fill="D9D9D9"/>
+          </w:tcPr>
+          <w:p>
+            <w:pPr>
+              <w:spacing w:before="20" w:after="20"/>
+            </w:pPr>
+            <w:r>
+              <w:rPr>
+                <w:rFonts w:ascii="Aptos" w:hAnsi="Aptos"/>
+                <w:b/>
+                <w:i w:val="0"/>
+                <w:sz w:val="22"/>
+              </w:rPr>
+              <w:t>Bilans ECTS</w:t>
+            </w:r>
+          </w:p>
+        </w:tc>
+      </w:tr>
+      <w:tr>
+        <w:tc>
+          <w:tcPr>
+            <w:tcW w:type="dxa" w:w="4985"/>
+            <w:gridSpan w:val="5"/>
             <w:shd w:val="clear" w:color="auto" w:fill="D9D9D9"/>
           </w:tcPr>
           <w:p>
@@ -928,7 +952,8 @@
         </w:tc>
         <w:tc>
           <w:tcPr>
-            <w:tcW w:type="dxa" w:w="3324"/>
+            <w:tcW w:type="dxa" w:w="2991"/>
+            <w:gridSpan w:val="3"/>
             <w:shd w:val="clear" w:color="auto" w:fill="D9D9D9"/>
           </w:tcPr>
           <w:p>
@@ -948,7 +973,8 @@
         </w:tc>
         <w:tc>
           <w:tcPr>
-            <w:tcW w:type="dxa" w:w="3324"/>
+            <w:tcW w:type="dxa" w:w="1994"/>
+            <w:gridSpan w:val="2"/>
             <w:shd w:val="clear" w:color="auto" w:fill="D9D9D9"/>
           </w:tcPr>
           <w:p>
@@ -970,7 +996,8 @@
       <w:tr>
         <w:tc>
           <w:tcPr>
-            <w:tcW w:type="dxa" w:w="3324"/>
+            <w:tcW w:type="dxa" w:w="4985"/>
+            <w:gridSpan w:val="5"/>
           </w:tcPr>
           <w:p>
             <w:pPr>
@@ -989,7 +1016,8 @@
         </w:tc>
         <w:tc>
           <w:tcPr>
-            <w:tcW w:type="dxa" w:w="3324"/>
+            <w:tcW w:type="dxa" w:w="2991"/>
+            <w:gridSpan w:val="3"/>
           </w:tcPr>
           <w:p>
             <w:pPr>
@@ -1008,7 +1036,8 @@
         </w:tc>
         <w:tc>
           <w:tcPr>
-            <w:tcW w:type="dxa" w:w="3324"/>
+            <w:tcW w:type="dxa" w:w="1994"/>
+            <w:gridSpan w:val="2"/>
           </w:tcPr>
           <w:p>
             <w:pPr>
@@ -1029,7 +1058,8 @@
       <w:tr>
         <w:tc>
           <w:tcPr>
-            <w:tcW w:type="dxa" w:w="3324"/>
+            <w:tcW w:type="dxa" w:w="4985"/>
+            <w:gridSpan w:val="5"/>
           </w:tcPr>
           <w:p>
             <w:pPr>
@@ -1048,7 +1078,8 @@
         </w:tc>
         <w:tc>
           <w:tcPr>
-            <w:tcW w:type="dxa" w:w="3324"/>
+            <w:tcW w:type="dxa" w:w="2991"/>
+            <w:gridSpan w:val="3"/>
           </w:tcPr>
           <w:p>
             <w:pPr>
@@ -1067,7 +1098,8 @@
         </w:tc>
         <w:tc>
           <w:tcPr>
-            <w:tcW w:type="dxa" w:w="3324"/>
+            <w:tcW w:type="dxa" w:w="1994"/>
+            <w:gridSpan w:val="2"/>
           </w:tcPr>
           <w:p>
             <w:pPr>
@@ -1088,7 +1120,29 @@
       <w:tr>
         <w:tc>
           <w:tcPr>
-            <w:tcW w:type="dxa" w:w="3324"/>
+            <w:tcW w:type="dxa" w:w="4985"/>
+            <w:gridSpan w:val="5"/>
+            <w:shd w:val="clear" w:color="auto" w:fill="D9D9D9"/>
+          </w:tcPr>
+          <w:p>
+            <w:pPr>
+              <w:spacing w:before="20" w:after="20"/>
+            </w:pPr>
+            <w:r>
+              <w:rPr>
+                <w:rFonts w:ascii="Aptos" w:hAnsi="Aptos"/>
+                <w:b/>
+                <w:i w:val="0"/>
+                <w:sz w:val="16"/>
+              </w:rPr>
+              <w:t>Opis samodzielnej pracy studenta</w:t>
+            </w:r>
+          </w:p>
+        </w:tc>
+        <w:tc>
+          <w:tcPr>
+            <w:tcW w:type="dxa" w:w="4985"/>
+            <w:gridSpan w:val="5"/>
           </w:tcPr>
           <w:p>
             <w:pPr>
@@ -1101,45 +1155,7 @@
                 <w:i w:val="0"/>
                 <w:sz w:val="22"/>
               </w:rPr>
-              <w:t>Suma</w:t>
-            </w:r>
-          </w:p>
-        </w:tc>
-        <w:tc>
-          <w:tcPr>
-            <w:tcW w:type="dxa" w:w="3324"/>
-          </w:tcPr>
-          <w:p>
-            <w:pPr>
-              <w:spacing w:before="20" w:after="20"/>
-            </w:pPr>
-            <w:r>
-              <w:rPr>
-                <w:rFonts w:ascii="Aptos" w:hAnsi="Aptos"/>
-                <w:b w:val="0"/>
-                <w:i w:val="0"/>
-                <w:sz w:val="22"/>
-              </w:rPr>
-              <w:t>75</w:t>
-            </w:r>
-          </w:p>
-        </w:tc>
-        <w:tc>
-          <w:tcPr>
-            <w:tcW w:type="dxa" w:w="3324"/>
-          </w:tcPr>
-          <w:p>
-            <w:pPr>
-              <w:spacing w:before="20" w:after="20"/>
-            </w:pPr>
-            <w:r>
-              <w:rPr>
-                <w:rFonts w:ascii="Aptos" w:hAnsi="Aptos"/>
-                <w:b w:val="0"/>
-                <w:i w:val="0"/>
-                <w:sz w:val="22"/>
-              </w:rPr>
-              <w:t>3</w:t>
+              <w:t>Nauka pisma japońskiego; ćwiczenia gramatyczne i słownikowe na poziomie zaawansowanym; przygotowanie do kolokwiów i testów; ćwiczenie konwersacji.</w:t>
             </w:r>
           </w:p>
         </w:tc>
@@ -1260,7 +1276,7 @@
                 <w:b/>
                 <w:sz w:val="22"/>
               </w:rPr>
-              <w:t>Cwiczenia:</w:t>
+              <w:t>Ćwiczenia / Laboratorium:</w:t>
             </w:r>
           </w:p>
           <w:p>
@@ -1273,7 +1289,72 @@
                 <w:b w:val="0"/>
                 <w:sz w:val="22"/>
               </w:rPr>
-              <w:t>• analiza tekstów z dyskusją, metoda projektów (projekt praktyczny), praca w grupach, dyskusja, rozwiązywanie zadań, burza mózgów, mind map praca grupowa nad projektem z wykorzystaniem nowoczesnych technik informatycznych, warsztaty</w:t>
+              <w:t>• analiza tekstów z dyskusją</w:t>
+            </w:r>
+          </w:p>
+          <w:p>
+            <w:pPr>
+              <w:spacing w:before="20" w:after="20"/>
+            </w:pPr>
+            <w:r>
+              <w:rPr>
+                <w:rFonts w:ascii="Aptos" w:hAnsi="Aptos"/>
+                <w:b w:val="0"/>
+                <w:sz w:val="22"/>
+              </w:rPr>
+              <w:t>• rozwiązywanie zadań</w:t>
+            </w:r>
+          </w:p>
+          <w:p>
+            <w:pPr>
+              <w:spacing w:before="20" w:after="20"/>
+            </w:pPr>
+            <w:r>
+              <w:rPr>
+                <w:rFonts w:ascii="Aptos" w:hAnsi="Aptos"/>
+                <w:b w:val="0"/>
+                <w:sz w:val="22"/>
+              </w:rPr>
+              <w:t>• burza mózgów</w:t>
+            </w:r>
+          </w:p>
+          <w:p>
+            <w:pPr>
+              <w:spacing w:before="20" w:after="20"/>
+            </w:pPr>
+            <w:r>
+              <w:rPr>
+                <w:rFonts w:ascii="Aptos" w:hAnsi="Aptos"/>
+                <w:b w:val="0"/>
+                <w:sz w:val="22"/>
+              </w:rPr>
+              <w:t>• mind map</w:t>
+            </w:r>
+          </w:p>
+          <w:p>
+            <w:pPr>
+              <w:spacing w:before="20" w:after="20"/>
+            </w:pPr>
+            <w:r>
+              <w:rPr>
+                <w:rFonts w:ascii="Aptos" w:hAnsi="Aptos"/>
+                <w:b w:val="0"/>
+                <w:sz w:val="22"/>
+              </w:rPr>
+              <w:t>• praca grupowa nad projektem z wykorzystaniem nowoczesnych technik informatycznych</w:t>
+            </w:r>
+          </w:p>
+          <w:p>
+            <w:pPr>
+              <w:spacing w:before="20" w:after="20"/>
+            </w:pPr>
+            <w:r>
+              <w:rPr>
+                <w:rFonts w:ascii="Aptos" w:hAnsi="Aptos"/>
+                <w:b w:val="0"/>
+                <w:sz w:val="22"/>
+              </w:rPr>
+              <w:t>• warsztaty</w:t>
             </w:r>
           </w:p>
         </w:tc>
@@ -1453,7 +1534,7 @@
                 <w:rFonts w:ascii="Aptos" w:hAnsi="Aptos"/>
                 <w:sz w:val="22"/>
               </w:rPr>
-              <w:t>☐ Zaliczenie z oceną</w:t>
+              <w:t>☑ Zaliczenie z oceną</w:t>
             </w:r>
           </w:p>
           <w:p>
@@ -1524,69 +1605,10 @@
             <w:r>
               <w:rPr>
                 <w:rFonts w:ascii="Aptos" w:hAnsi="Aptos"/>
+                <w:b w:val="0"/>
+                <w:i w:val="0"/>
                 <w:sz w:val="22"/>
               </w:rPr>
-              <w:t>1. Obecność na zajęciach – max. 2 nieusprawiedliwione nieobecności w semestrze.</w:t>
-            </w:r>
-          </w:p>
-          <w:p>
-            <w:pPr>
-              <w:spacing w:before="20" w:after="20"/>
-            </w:pPr>
-            <w:r>
-              <w:rPr>
-                <w:rFonts w:ascii="Aptos" w:hAnsi="Aptos"/>
-                <w:sz w:val="22"/>
-              </w:rPr>
-              <w:t>2. Prace pisemne – min. jedna praca na semestr.</w:t>
-            </w:r>
-          </w:p>
-          <w:p>
-            <w:pPr>
-              <w:spacing w:before="20" w:after="20"/>
-            </w:pPr>
-            <w:r>
-              <w:rPr>
-                <w:rFonts w:ascii="Aptos" w:hAnsi="Aptos"/>
-                <w:sz w:val="22"/>
-              </w:rPr>
-              <w:t>3. Kolokwia/testy/kartkówki na podstawie opracowanego materiału – min. 2 na semestr.</w:t>
-            </w:r>
-          </w:p>
-          <w:p>
-            <w:pPr>
-              <w:spacing w:before="20" w:after="20"/>
-            </w:pPr>
-            <w:r>
-              <w:rPr>
-                <w:rFonts w:ascii="Aptos" w:hAnsi="Aptos"/>
-                <w:sz w:val="22"/>
-              </w:rPr>
-              <w:t>4. Wypowiedź ustna (o rodzaju decyduje lektor).</w:t>
-            </w:r>
-          </w:p>
-          <w:p>
-            <w:pPr>
-              <w:spacing w:before="20" w:after="20"/>
-            </w:pPr>
-            <w:r>
-              <w:rPr>
-                <w:rFonts w:ascii="Aptos" w:hAnsi="Aptos"/>
-                <w:sz w:val="22"/>
-              </w:rPr>
-              <w:t>5. Przygotowywanie prac domowych oraz aktywne uczestnictwo w zajęciach.</w:t>
-            </w:r>
-          </w:p>
-          <w:p>
-            <w:pPr>
-              <w:spacing w:before="20" w:after="20"/>
-            </w:pPr>
-            <w:r>
-              <w:rPr>
-                <w:rFonts w:ascii="Aptos" w:hAnsi="Aptos"/>
-                <w:sz w:val="22"/>
-              </w:rPr>
-              <w:t>6. Kryteria zaliczenia: uzyskanie przynajmniej 51% możliwych punktów za prace pisemne/testy oraz pozytywna (min. 3.0) ocena łączna za pozostałe formy.</w:t>
             </w:r>
           </w:p>
         </w:tc>
@@ -1603,7 +1625,7 @@
                 <w:rFonts w:ascii="Aptos" w:hAnsi="Aptos"/>
                 <w:sz w:val="22"/>
               </w:rPr>
-              <w:t>1. Obecność na zajęciach – max. 2 nieusprawiedliwione nieobecności w semestrze.</w:t>
+              <w:t>1. kolokwium</w:t>
             </w:r>
           </w:p>
           <w:p>
@@ -1615,7 +1637,7 @@
                 <w:rFonts w:ascii="Aptos" w:hAnsi="Aptos"/>
                 <w:sz w:val="22"/>
               </w:rPr>
-              <w:t>2. Prace pisemne – min. jedna praca na semestr.</w:t>
+              <w:t>2. egzamin ustny</w:t>
             </w:r>
           </w:p>
           <w:p>
@@ -1627,43 +1649,7 @@
                 <w:rFonts w:ascii="Aptos" w:hAnsi="Aptos"/>
                 <w:sz w:val="22"/>
               </w:rPr>
-              <w:t>3. Kolokwia/testy/kartkówki na podstawie opracowanego materiału – min. 2 na semestr.</w:t>
-            </w:r>
-          </w:p>
-          <w:p>
-            <w:pPr>
-              <w:spacing w:before="20" w:after="20"/>
-            </w:pPr>
-            <w:r>
-              <w:rPr>
-                <w:rFonts w:ascii="Aptos" w:hAnsi="Aptos"/>
-                <w:sz w:val="22"/>
-              </w:rPr>
-              <w:t>4. Wypowiedź ustna (o rodzaju decyduje lektor).</w:t>
-            </w:r>
-          </w:p>
-          <w:p>
-            <w:pPr>
-              <w:spacing w:before="20" w:after="20"/>
-            </w:pPr>
-            <w:r>
-              <w:rPr>
-                <w:rFonts w:ascii="Aptos" w:hAnsi="Aptos"/>
-                <w:sz w:val="22"/>
-              </w:rPr>
-              <w:t>5. Przygotowywanie prac domowych oraz aktywne uczestnictwo w zajęciach.</w:t>
-            </w:r>
-          </w:p>
-          <w:p>
-            <w:pPr>
-              <w:spacing w:before="20" w:after="20"/>
-            </w:pPr>
-            <w:r>
-              <w:rPr>
-                <w:rFonts w:ascii="Aptos" w:hAnsi="Aptos"/>
-                <w:sz w:val="22"/>
-              </w:rPr>
-              <w:t>6. Kryteria zaliczenia: uzyskanie przynajmniej 51% możliwych punktów za prace pisemne/testy oraz pozytywna (min. 3.0) ocena łączna za pozostałe formy.</w:t>
+              <w:t>3. ocena sporządzonego dokumentu</w:t>
             </w:r>
           </w:p>
         </w:tc>
@@ -1906,14 +1892,14 @@
         <w:tblW w:w="5000" w:type="pct"/>
       </w:tblPr>
       <w:tblGrid>
-        <w:gridCol w:w="3324"/>
-        <w:gridCol w:w="3324"/>
-        <w:gridCol w:w="3324"/>
+        <w:gridCol w:w="680"/>
+        <w:gridCol w:w="4536"/>
+        <w:gridCol w:w="4252"/>
       </w:tblGrid>
       <w:tr>
         <w:tc>
           <w:tcPr>
-            <w:tcW w:type="dxa" w:w="9972"/>
+            <w:tcW w:type="dxa" w:w="9468"/>
             <w:gridSpan w:val="3"/>
             <w:shd w:val="clear" w:color="auto" w:fill="D9D9D9"/>
           </w:tcPr>
@@ -1936,7 +1922,7 @@
       <w:tr>
         <w:tc>
           <w:tcPr>
-            <w:tcW w:type="dxa" w:w="3324"/>
+            <w:tcW w:type="dxa" w:w="680"/>
             <w:shd w:val="clear" w:color="auto" w:fill="D9D9D9"/>
           </w:tcPr>
           <w:p>
@@ -1956,7 +1942,7 @@
         </w:tc>
         <w:tc>
           <w:tcPr>
-            <w:tcW w:type="dxa" w:w="3324"/>
+            <w:tcW w:type="dxa" w:w="4536"/>
             <w:shd w:val="clear" w:color="auto" w:fill="D9D9D9"/>
           </w:tcPr>
           <w:p>
@@ -1976,7 +1962,7 @@
         </w:tc>
         <w:tc>
           <w:tcPr>
-            <w:tcW w:type="dxa" w:w="3324"/>
+            <w:tcW w:type="dxa" w:w="4252"/>
             <w:shd w:val="clear" w:color="auto" w:fill="D9D9D9"/>
           </w:tcPr>
           <w:p>
@@ -1998,7 +1984,7 @@
       <w:tr>
         <w:tc>
           <w:tcPr>
-            <w:tcW w:type="dxa" w:w="3324"/>
+            <w:tcW w:type="dxa" w:w="680"/>
           </w:tcPr>
           <w:p>
             <w:pPr>
@@ -2017,7 +2003,7 @@
         </w:tc>
         <w:tc>
           <w:tcPr>
-            <w:tcW w:type="dxa" w:w="3324"/>
+            <w:tcW w:type="dxa" w:w="4536"/>
           </w:tcPr>
           <w:p>
             <w:pPr>
@@ -2036,7 +2022,7 @@
         </w:tc>
         <w:tc>
           <w:tcPr>
-            <w:tcW w:type="dxa" w:w="3324"/>
+            <w:tcW w:type="dxa" w:w="4252"/>
           </w:tcPr>
           <w:p>
             <w:pPr>
@@ -2056,7 +2042,7 @@
       <w:tr>
         <w:tc>
           <w:tcPr>
-            <w:tcW w:type="dxa" w:w="3324"/>
+            <w:tcW w:type="dxa" w:w="680"/>
           </w:tcPr>
           <w:p>
             <w:pPr>
@@ -2075,7 +2061,7 @@
         </w:tc>
         <w:tc>
           <w:tcPr>
-            <w:tcW w:type="dxa" w:w="3324"/>
+            <w:tcW w:type="dxa" w:w="4536"/>
           </w:tcPr>
           <w:p>
             <w:pPr>
@@ -2094,7 +2080,7 @@
         </w:tc>
         <w:tc>
           <w:tcPr>
-            <w:tcW w:type="dxa" w:w="3324"/>
+            <w:tcW w:type="dxa" w:w="4252"/>
           </w:tcPr>
           <w:p>
             <w:pPr>
@@ -2114,7 +2100,7 @@
       <w:tr>
         <w:tc>
           <w:tcPr>
-            <w:tcW w:type="dxa" w:w="3324"/>
+            <w:tcW w:type="dxa" w:w="680"/>
           </w:tcPr>
           <w:p>
             <w:pPr>
@@ -2133,7 +2119,7 @@
         </w:tc>
         <w:tc>
           <w:tcPr>
-            <w:tcW w:type="dxa" w:w="3324"/>
+            <w:tcW w:type="dxa" w:w="4536"/>
           </w:tcPr>
           <w:p>
             <w:pPr>
@@ -2152,7 +2138,7 @@
         </w:tc>
         <w:tc>
           <w:tcPr>
-            <w:tcW w:type="dxa" w:w="3324"/>
+            <w:tcW w:type="dxa" w:w="4252"/>
           </w:tcPr>
           <w:p>
             <w:pPr>
@@ -2172,7 +2158,7 @@
       <w:tr>
         <w:tc>
           <w:tcPr>
-            <w:tcW w:type="dxa" w:w="3324"/>
+            <w:tcW w:type="dxa" w:w="680"/>
           </w:tcPr>
           <w:p>
             <w:pPr>
@@ -2191,7 +2177,7 @@
         </w:tc>
         <w:tc>
           <w:tcPr>
-            <w:tcW w:type="dxa" w:w="3324"/>
+            <w:tcW w:type="dxa" w:w="4536"/>
           </w:tcPr>
           <w:p>
             <w:pPr>
@@ -2210,7 +2196,7 @@
         </w:tc>
         <w:tc>
           <w:tcPr>
-            <w:tcW w:type="dxa" w:w="3324"/>
+            <w:tcW w:type="dxa" w:w="4252"/>
           </w:tcPr>
           <w:p>
             <w:pPr>
@@ -2230,7 +2216,7 @@
       <w:tr>
         <w:tc>
           <w:tcPr>
-            <w:tcW w:type="dxa" w:w="3324"/>
+            <w:tcW w:type="dxa" w:w="680"/>
           </w:tcPr>
           <w:p>
             <w:pPr>
@@ -2249,7 +2235,7 @@
         </w:tc>
         <w:tc>
           <w:tcPr>
-            <w:tcW w:type="dxa" w:w="3324"/>
+            <w:tcW w:type="dxa" w:w="4536"/>
           </w:tcPr>
           <w:p>
             <w:pPr>
@@ -2268,7 +2254,7 @@
         </w:tc>
         <w:tc>
           <w:tcPr>
-            <w:tcW w:type="dxa" w:w="3324"/>
+            <w:tcW w:type="dxa" w:w="4252"/>
           </w:tcPr>
           <w:p>
             <w:pPr>
@@ -2288,7 +2274,7 @@
       <w:tr>
         <w:tc>
           <w:tcPr>
-            <w:tcW w:type="dxa" w:w="3324"/>
+            <w:tcW w:type="dxa" w:w="680"/>
           </w:tcPr>
           <w:p>
             <w:pPr>
@@ -2307,7 +2293,7 @@
         </w:tc>
         <w:tc>
           <w:tcPr>
-            <w:tcW w:type="dxa" w:w="3324"/>
+            <w:tcW w:type="dxa" w:w="4536"/>
           </w:tcPr>
           <w:p>
             <w:pPr>
@@ -2326,7 +2312,7 @@
         </w:tc>
         <w:tc>
           <w:tcPr>
-            <w:tcW w:type="dxa" w:w="3324"/>
+            <w:tcW w:type="dxa" w:w="4252"/>
           </w:tcPr>
           <w:p>
             <w:pPr>
@@ -2346,7 +2332,7 @@
       <w:tr>
         <w:tc>
           <w:tcPr>
-            <w:tcW w:type="dxa" w:w="3324"/>
+            <w:tcW w:type="dxa" w:w="680"/>
           </w:tcPr>
           <w:p>
             <w:pPr>
@@ -2365,7 +2351,7 @@
         </w:tc>
         <w:tc>
           <w:tcPr>
-            <w:tcW w:type="dxa" w:w="3324"/>
+            <w:tcW w:type="dxa" w:w="4536"/>
           </w:tcPr>
           <w:p>
             <w:pPr>
@@ -2384,7 +2370,7 @@
         </w:tc>
         <w:tc>
           <w:tcPr>
-            <w:tcW w:type="dxa" w:w="3324"/>
+            <w:tcW w:type="dxa" w:w="4252"/>
           </w:tcPr>
           <w:p>
             <w:pPr>
@@ -2404,7 +2390,7 @@
       <w:tr>
         <w:tc>
           <w:tcPr>
-            <w:tcW w:type="dxa" w:w="3324"/>
+            <w:tcW w:type="dxa" w:w="680"/>
           </w:tcPr>
           <w:p>
             <w:pPr>
@@ -2423,7 +2409,7 @@
         </w:tc>
         <w:tc>
           <w:tcPr>
-            <w:tcW w:type="dxa" w:w="3324"/>
+            <w:tcW w:type="dxa" w:w="4536"/>
           </w:tcPr>
           <w:p>
             <w:pPr>
@@ -2442,7 +2428,7 @@
         </w:tc>
         <w:tc>
           <w:tcPr>
-            <w:tcW w:type="dxa" w:w="3324"/>
+            <w:tcW w:type="dxa" w:w="4252"/>
           </w:tcPr>
           <w:p>
             <w:pPr>
@@ -2462,7 +2448,7 @@
       <w:tr>
         <w:tc>
           <w:tcPr>
-            <w:tcW w:type="dxa" w:w="3324"/>
+            <w:tcW w:type="dxa" w:w="680"/>
           </w:tcPr>
           <w:p>
             <w:pPr>
@@ -2481,7 +2467,7 @@
         </w:tc>
         <w:tc>
           <w:tcPr>
-            <w:tcW w:type="dxa" w:w="3324"/>
+            <w:tcW w:type="dxa" w:w="4536"/>
           </w:tcPr>
           <w:p>
             <w:pPr>
@@ -2500,7 +2486,7 @@
         </w:tc>
         <w:tc>
           <w:tcPr>
-            <w:tcW w:type="dxa" w:w="3324"/>
+            <w:tcW w:type="dxa" w:w="4252"/>
           </w:tcPr>
           <w:p>
             <w:pPr>
@@ -2520,7 +2506,7 @@
       <w:tr>
         <w:tc>
           <w:tcPr>
-            <w:tcW w:type="dxa" w:w="3324"/>
+            <w:tcW w:type="dxa" w:w="680"/>
           </w:tcPr>
           <w:p>
             <w:pPr>
@@ -2539,7 +2525,7 @@
         </w:tc>
         <w:tc>
           <w:tcPr>
-            <w:tcW w:type="dxa" w:w="3324"/>
+            <w:tcW w:type="dxa" w:w="4536"/>
           </w:tcPr>
           <w:p>
             <w:pPr>
@@ -2558,7 +2544,7 @@
         </w:tc>
         <w:tc>
           <w:tcPr>
-            <w:tcW w:type="dxa" w:w="3324"/>
+            <w:tcW w:type="dxa" w:w="4252"/>
           </w:tcPr>
           <w:p>
             <w:pPr>
@@ -2578,7 +2564,7 @@
       <w:tr>
         <w:tc>
           <w:tcPr>
-            <w:tcW w:type="dxa" w:w="3324"/>
+            <w:tcW w:type="dxa" w:w="680"/>
           </w:tcPr>
           <w:p>
             <w:pPr>
@@ -2597,7 +2583,7 @@
         </w:tc>
         <w:tc>
           <w:tcPr>
-            <w:tcW w:type="dxa" w:w="3324"/>
+            <w:tcW w:type="dxa" w:w="4536"/>
           </w:tcPr>
           <w:p>
             <w:pPr>
@@ -2616,7 +2602,7 @@
         </w:tc>
         <w:tc>
           <w:tcPr>
-            <w:tcW w:type="dxa" w:w="3324"/>
+            <w:tcW w:type="dxa" w:w="4252"/>
           </w:tcPr>
           <w:p>
             <w:pPr>
@@ -2636,7 +2622,7 @@
       <w:tr>
         <w:tc>
           <w:tcPr>
-            <w:tcW w:type="dxa" w:w="3324"/>
+            <w:tcW w:type="dxa" w:w="680"/>
           </w:tcPr>
           <w:p>
             <w:pPr>
@@ -2655,7 +2641,7 @@
         </w:tc>
         <w:tc>
           <w:tcPr>
-            <w:tcW w:type="dxa" w:w="3324"/>
+            <w:tcW w:type="dxa" w:w="4536"/>
           </w:tcPr>
           <w:p>
             <w:pPr>
@@ -2674,7 +2660,7 @@
         </w:tc>
         <w:tc>
           <w:tcPr>
-            <w:tcW w:type="dxa" w:w="3324"/>
+            <w:tcW w:type="dxa" w:w="4252"/>
           </w:tcPr>
           <w:p>
             <w:pPr>
@@ -2694,7 +2680,7 @@
       <w:tr>
         <w:tc>
           <w:tcPr>
-            <w:tcW w:type="dxa" w:w="3324"/>
+            <w:tcW w:type="dxa" w:w="680"/>
           </w:tcPr>
           <w:p>
             <w:pPr>
@@ -2713,7 +2699,7 @@
         </w:tc>
         <w:tc>
           <w:tcPr>
-            <w:tcW w:type="dxa" w:w="3324"/>
+            <w:tcW w:type="dxa" w:w="4536"/>
           </w:tcPr>
           <w:p>
             <w:pPr>
@@ -2732,7 +2718,7 @@
         </w:tc>
         <w:tc>
           <w:tcPr>
-            <w:tcW w:type="dxa" w:w="3324"/>
+            <w:tcW w:type="dxa" w:w="4252"/>
           </w:tcPr>
           <w:p>
             <w:pPr>
@@ -2752,7 +2738,7 @@
       <w:tr>
         <w:tc>
           <w:tcPr>
-            <w:tcW w:type="dxa" w:w="3324"/>
+            <w:tcW w:type="dxa" w:w="680"/>
           </w:tcPr>
           <w:p>
             <w:pPr>
@@ -2771,7 +2757,7 @@
         </w:tc>
         <w:tc>
           <w:tcPr>
-            <w:tcW w:type="dxa" w:w="3324"/>
+            <w:tcW w:type="dxa" w:w="4536"/>
           </w:tcPr>
           <w:p>
             <w:pPr>
@@ -2790,7 +2776,7 @@
         </w:tc>
         <w:tc>
           <w:tcPr>
-            <w:tcW w:type="dxa" w:w="3324"/>
+            <w:tcW w:type="dxa" w:w="4252"/>
           </w:tcPr>
           <w:p>
             <w:pPr>
@@ -2810,7 +2796,7 @@
       <w:tr>
         <w:tc>
           <w:tcPr>
-            <w:tcW w:type="dxa" w:w="3324"/>
+            <w:tcW w:type="dxa" w:w="680"/>
           </w:tcPr>
           <w:p>
             <w:pPr>
@@ -2829,7 +2815,7 @@
         </w:tc>
         <w:tc>
           <w:tcPr>
-            <w:tcW w:type="dxa" w:w="3324"/>
+            <w:tcW w:type="dxa" w:w="4536"/>
           </w:tcPr>
           <w:p>
             <w:pPr>
@@ -2848,7 +2834,7 @@
         </w:tc>
         <w:tc>
           <w:tcPr>
-            <w:tcW w:type="dxa" w:w="3324"/>
+            <w:tcW w:type="dxa" w:w="4252"/>
           </w:tcPr>
           <w:p>
             <w:pPr>
@@ -2868,7 +2854,7 @@
       <w:tr>
         <w:tc>
           <w:tcPr>
-            <w:tcW w:type="dxa" w:w="3324"/>
+            <w:tcW w:type="dxa" w:w="680"/>
           </w:tcPr>
           <w:p>
             <w:pPr>
@@ -2887,7 +2873,7 @@
         </w:tc>
         <w:tc>
           <w:tcPr>
-            <w:tcW w:type="dxa" w:w="3324"/>
+            <w:tcW w:type="dxa" w:w="4536"/>
           </w:tcPr>
           <w:p>
             <w:pPr>
@@ -2906,7 +2892,7 @@
         </w:tc>
         <w:tc>
           <w:tcPr>
-            <w:tcW w:type="dxa" w:w="3324"/>
+            <w:tcW w:type="dxa" w:w="4252"/>
           </w:tcPr>
           <w:p>
             <w:pPr>
@@ -2926,7 +2912,7 @@
       <w:tr>
         <w:tc>
           <w:tcPr>
-            <w:tcW w:type="dxa" w:w="3324"/>
+            <w:tcW w:type="dxa" w:w="680"/>
           </w:tcPr>
           <w:p>
             <w:pPr>
@@ -2945,7 +2931,7 @@
         </w:tc>
         <w:tc>
           <w:tcPr>
-            <w:tcW w:type="dxa" w:w="3324"/>
+            <w:tcW w:type="dxa" w:w="4536"/>
           </w:tcPr>
           <w:p>
             <w:pPr>
@@ -2964,7 +2950,7 @@
         </w:tc>
         <w:tc>
           <w:tcPr>
-            <w:tcW w:type="dxa" w:w="3324"/>
+            <w:tcW w:type="dxa" w:w="4252"/>
           </w:tcPr>
           <w:p>
             <w:pPr>
@@ -2984,7 +2970,7 @@
       <w:tr>
         <w:tc>
           <w:tcPr>
-            <w:tcW w:type="dxa" w:w="3324"/>
+            <w:tcW w:type="dxa" w:w="680"/>
           </w:tcPr>
           <w:p>
             <w:pPr>
@@ -3003,7 +2989,7 @@
         </w:tc>
         <w:tc>
           <w:tcPr>
-            <w:tcW w:type="dxa" w:w="3324"/>
+            <w:tcW w:type="dxa" w:w="4536"/>
           </w:tcPr>
           <w:p>
             <w:pPr>
@@ -3022,7 +3008,7 @@
         </w:tc>
         <w:tc>
           <w:tcPr>
-            <w:tcW w:type="dxa" w:w="3324"/>
+            <w:tcW w:type="dxa" w:w="4252"/>
           </w:tcPr>
           <w:p>
             <w:pPr>
@@ -3042,7 +3028,7 @@
       <w:tr>
         <w:tc>
           <w:tcPr>
-            <w:tcW w:type="dxa" w:w="3324"/>
+            <w:tcW w:type="dxa" w:w="680"/>
           </w:tcPr>
           <w:p>
             <w:pPr>
@@ -3061,7 +3047,7 @@
         </w:tc>
         <w:tc>
           <w:tcPr>
-            <w:tcW w:type="dxa" w:w="3324"/>
+            <w:tcW w:type="dxa" w:w="4536"/>
           </w:tcPr>
           <w:p>
             <w:pPr>
@@ -3080,7 +3066,7 @@
         </w:tc>
         <w:tc>
           <w:tcPr>
-            <w:tcW w:type="dxa" w:w="3324"/>
+            <w:tcW w:type="dxa" w:w="4252"/>
           </w:tcPr>
           <w:p>
             <w:pPr>
@@ -3100,7 +3086,7 @@
       <w:tr>
         <w:tc>
           <w:tcPr>
-            <w:tcW w:type="dxa" w:w="3324"/>
+            <w:tcW w:type="dxa" w:w="680"/>
           </w:tcPr>
           <w:p>
             <w:pPr>
@@ -3119,7 +3105,7 @@
         </w:tc>
         <w:tc>
           <w:tcPr>
-            <w:tcW w:type="dxa" w:w="3324"/>
+            <w:tcW w:type="dxa" w:w="4536"/>
           </w:tcPr>
           <w:p>
             <w:pPr>
@@ -3138,7 +3124,7 @@
         </w:tc>
         <w:tc>
           <w:tcPr>
-            <w:tcW w:type="dxa" w:w="3324"/>
+            <w:tcW w:type="dxa" w:w="4252"/>
           </w:tcPr>
           <w:p>
             <w:pPr>
@@ -3158,7 +3144,7 @@
       <w:tr>
         <w:tc>
           <w:tcPr>
-            <w:tcW w:type="dxa" w:w="3324"/>
+            <w:tcW w:type="dxa" w:w="680"/>
           </w:tcPr>
           <w:p>
             <w:pPr>
@@ -3177,7 +3163,7 @@
         </w:tc>
         <w:tc>
           <w:tcPr>
-            <w:tcW w:type="dxa" w:w="3324"/>
+            <w:tcW w:type="dxa" w:w="4536"/>
           </w:tcPr>
           <w:p>
             <w:pPr>
@@ -3196,7 +3182,7 @@
         </w:tc>
         <w:tc>
           <w:tcPr>
-            <w:tcW w:type="dxa" w:w="3324"/>
+            <w:tcW w:type="dxa" w:w="4252"/>
           </w:tcPr>
           <w:p>
             <w:pPr>
@@ -3216,7 +3202,7 @@
       <w:tr>
         <w:tc>
           <w:tcPr>
-            <w:tcW w:type="dxa" w:w="3324"/>
+            <w:tcW w:type="dxa" w:w="680"/>
           </w:tcPr>
           <w:p>
             <w:pPr>
@@ -3235,7 +3221,7 @@
         </w:tc>
         <w:tc>
           <w:tcPr>
-            <w:tcW w:type="dxa" w:w="3324"/>
+            <w:tcW w:type="dxa" w:w="4536"/>
           </w:tcPr>
           <w:p>
             <w:pPr>
@@ -3254,7 +3240,7 @@
         </w:tc>
         <w:tc>
           <w:tcPr>
-            <w:tcW w:type="dxa" w:w="3324"/>
+            <w:tcW w:type="dxa" w:w="4252"/>
           </w:tcPr>
           <w:p>
             <w:pPr>
@@ -3274,7 +3260,7 @@
       <w:tr>
         <w:tc>
           <w:tcPr>
-            <w:tcW w:type="dxa" w:w="3324"/>
+            <w:tcW w:type="dxa" w:w="680"/>
           </w:tcPr>
           <w:p>
             <w:pPr>
@@ -3293,7 +3279,7 @@
         </w:tc>
         <w:tc>
           <w:tcPr>
-            <w:tcW w:type="dxa" w:w="3324"/>
+            <w:tcW w:type="dxa" w:w="4536"/>
           </w:tcPr>
           <w:p>
             <w:pPr>
@@ -3312,7 +3298,7 @@
         </w:tc>
         <w:tc>
           <w:tcPr>
-            <w:tcW w:type="dxa" w:w="3324"/>
+            <w:tcW w:type="dxa" w:w="4252"/>
           </w:tcPr>
           <w:p>
             <w:pPr>
@@ -3332,7 +3318,7 @@
       <w:tr>
         <w:tc>
           <w:tcPr>
-            <w:tcW w:type="dxa" w:w="3324"/>
+            <w:tcW w:type="dxa" w:w="680"/>
           </w:tcPr>
           <w:p>
             <w:pPr>
@@ -3351,7 +3337,7 @@
         </w:tc>
         <w:tc>
           <w:tcPr>
-            <w:tcW w:type="dxa" w:w="3324"/>
+            <w:tcW w:type="dxa" w:w="4536"/>
           </w:tcPr>
           <w:p>
             <w:pPr>
@@ -3370,7 +3356,7 @@
         </w:tc>
         <w:tc>
           <w:tcPr>
-            <w:tcW w:type="dxa" w:w="3324"/>
+            <w:tcW w:type="dxa" w:w="4252"/>
           </w:tcPr>
           <w:p>
             <w:pPr>
@@ -3390,7 +3376,7 @@
       <w:tr>
         <w:tc>
           <w:tcPr>
-            <w:tcW w:type="dxa" w:w="3324"/>
+            <w:tcW w:type="dxa" w:w="680"/>
           </w:tcPr>
           <w:p>
             <w:pPr>
@@ -3409,7 +3395,7 @@
         </w:tc>
         <w:tc>
           <w:tcPr>
-            <w:tcW w:type="dxa" w:w="3324"/>
+            <w:tcW w:type="dxa" w:w="4536"/>
           </w:tcPr>
           <w:p>
             <w:pPr>
@@ -3428,7 +3414,7 @@
         </w:tc>
         <w:tc>
           <w:tcPr>
-            <w:tcW w:type="dxa" w:w="3324"/>
+            <w:tcW w:type="dxa" w:w="4252"/>
           </w:tcPr>
           <w:p>
             <w:pPr>
@@ -3448,7 +3434,7 @@
       <w:tr>
         <w:tc>
           <w:tcPr>
-            <w:tcW w:type="dxa" w:w="3324"/>
+            <w:tcW w:type="dxa" w:w="680"/>
           </w:tcPr>
           <w:p>
             <w:pPr>
@@ -3467,7 +3453,7 @@
         </w:tc>
         <w:tc>
           <w:tcPr>
-            <w:tcW w:type="dxa" w:w="3324"/>
+            <w:tcW w:type="dxa" w:w="4536"/>
           </w:tcPr>
           <w:p>
             <w:pPr>
@@ -3486,7 +3472,7 @@
         </w:tc>
         <w:tc>
           <w:tcPr>
-            <w:tcW w:type="dxa" w:w="3324"/>
+            <w:tcW w:type="dxa" w:w="4252"/>
           </w:tcPr>
           <w:p>
             <w:pPr>
@@ -3506,7 +3492,7 @@
       <w:tr>
         <w:tc>
           <w:tcPr>
-            <w:tcW w:type="dxa" w:w="3324"/>
+            <w:tcW w:type="dxa" w:w="680"/>
           </w:tcPr>
           <w:p>
             <w:pPr>
@@ -3525,7 +3511,7 @@
         </w:tc>
         <w:tc>
           <w:tcPr>
-            <w:tcW w:type="dxa" w:w="3324"/>
+            <w:tcW w:type="dxa" w:w="4536"/>
           </w:tcPr>
           <w:p>
             <w:pPr>
@@ -3544,7 +3530,7 @@
         </w:tc>
         <w:tc>
           <w:tcPr>
-            <w:tcW w:type="dxa" w:w="3324"/>
+            <w:tcW w:type="dxa" w:w="4252"/>
           </w:tcPr>
           <w:p>
             <w:pPr>
@@ -3564,7 +3550,7 @@
       <w:tr>
         <w:tc>
           <w:tcPr>
-            <w:tcW w:type="dxa" w:w="3324"/>
+            <w:tcW w:type="dxa" w:w="680"/>
           </w:tcPr>
           <w:p>
             <w:pPr>
@@ -3583,7 +3569,7 @@
         </w:tc>
         <w:tc>
           <w:tcPr>
-            <w:tcW w:type="dxa" w:w="3324"/>
+            <w:tcW w:type="dxa" w:w="4536"/>
           </w:tcPr>
           <w:p>
             <w:pPr>
@@ -3602,7 +3588,7 @@
         </w:tc>
         <w:tc>
           <w:tcPr>
-            <w:tcW w:type="dxa" w:w="3324"/>
+            <w:tcW w:type="dxa" w:w="4252"/>
           </w:tcPr>
           <w:p>
             <w:pPr>
@@ -3622,7 +3608,7 @@
       <w:tr>
         <w:tc>
           <w:tcPr>
-            <w:tcW w:type="dxa" w:w="3324"/>
+            <w:tcW w:type="dxa" w:w="680"/>
           </w:tcPr>
           <w:p>
             <w:pPr>
@@ -3641,7 +3627,7 @@
         </w:tc>
         <w:tc>
           <w:tcPr>
-            <w:tcW w:type="dxa" w:w="3324"/>
+            <w:tcW w:type="dxa" w:w="4536"/>
           </w:tcPr>
           <w:p>
             <w:pPr>
@@ -3660,7 +3646,7 @@
         </w:tc>
         <w:tc>
           <w:tcPr>
-            <w:tcW w:type="dxa" w:w="3324"/>
+            <w:tcW w:type="dxa" w:w="4252"/>
           </w:tcPr>
           <w:p>
             <w:pPr>
@@ -3680,7 +3666,7 @@
       <w:tr>
         <w:tc>
           <w:tcPr>
-            <w:tcW w:type="dxa" w:w="3324"/>
+            <w:tcW w:type="dxa" w:w="680"/>
           </w:tcPr>
           <w:p>
             <w:pPr>
@@ -3699,7 +3685,7 @@
         </w:tc>
         <w:tc>
           <w:tcPr>
-            <w:tcW w:type="dxa" w:w="3324"/>
+            <w:tcW w:type="dxa" w:w="4536"/>
           </w:tcPr>
           <w:p>
             <w:pPr>
@@ -3718,7 +3704,7 @@
         </w:tc>
         <w:tc>
           <w:tcPr>
-            <w:tcW w:type="dxa" w:w="3324"/>
+            <w:tcW w:type="dxa" w:w="4252"/>
           </w:tcPr>
           <w:p>
             <w:pPr>
@@ -4086,6 +4072,7 @@
                 <w:i w:val="0"/>
                 <w:sz w:val="22"/>
               </w:rPr>
+              <w:t>kolokwium; egzamin ustny; ocena sporządzonego dokumentu</w:t>
             </w:r>
           </w:p>
         </w:tc>
@@ -4142,6 +4129,7 @@
                 <w:i w:val="0"/>
                 <w:sz w:val="22"/>
               </w:rPr>
+              <w:t>kolokwium; egzamin ustny; ocena sporządzonego dokumentu</w:t>
             </w:r>
           </w:p>
         </w:tc>
@@ -4198,6 +4186,7 @@
                 <w:i w:val="0"/>
                 <w:sz w:val="22"/>
               </w:rPr>
+              <w:t>kolokwium; egzamin ustny; ocena sporządzonego dokumentu</w:t>
             </w:r>
           </w:p>
         </w:tc>
@@ -4360,6 +4349,7 @@
                 <w:i w:val="0"/>
                 <w:sz w:val="22"/>
               </w:rPr>
+              <w:t>kolokwium; egzamin ustny; ocena sporządzonego dokumentu</w:t>
             </w:r>
           </w:p>
         </w:tc>
@@ -4417,6 +4407,7 @@
                 <w:i w:val="0"/>
                 <w:sz w:val="22"/>
               </w:rPr>
+              <w:t>kolokwium; egzamin ustny; ocena sporządzonego dokumentu</w:t>
             </w:r>
           </w:p>
         </w:tc>
@@ -4579,6 +4570,7 @@
                 <w:i w:val="0"/>
                 <w:sz w:val="22"/>
               </w:rPr>
+              <w:t>kolokwium; egzamin ustny; ocena sporządzonego dokumentu</w:t>
             </w:r>
           </w:p>
         </w:tc>
@@ -4636,6 +4628,7 @@
                 <w:i w:val="0"/>
                 <w:sz w:val="22"/>
               </w:rPr>
+              <w:t>kolokwium; egzamin ustny; ocena sporządzonego dokumentu</w:t>
             </w:r>
           </w:p>
         </w:tc>
@@ -4741,62 +4734,6 @@
                 <w:sz w:val="16"/>
               </w:rPr>
               <w:t>Wyposażenie specjalistyczne konieczne do realizacji przedmiotu</w:t>
-            </w:r>
-          </w:p>
-        </w:tc>
-      </w:tr>
-      <w:tr>
-        <w:tc>
-          <w:tcPr>
-            <w:tcW w:type="dxa" w:w="3324"/>
-          </w:tcPr>
-          <w:p>
-            <w:pPr>
-              <w:spacing w:before="20" w:after="20"/>
-            </w:pPr>
-            <w:r>
-              <w:rPr>
-                <w:rFonts w:ascii="Aptos" w:hAnsi="Aptos"/>
-                <w:b w:val="0"/>
-                <w:i w:val="0"/>
-                <w:sz w:val="22"/>
-              </w:rPr>
-            </w:r>
-          </w:p>
-        </w:tc>
-        <w:tc>
-          <w:tcPr>
-            <w:tcW w:type="dxa" w:w="3324"/>
-          </w:tcPr>
-          <w:p>
-            <w:pPr>
-              <w:spacing w:before="20" w:after="20"/>
-            </w:pPr>
-            <w:r>
-              <w:rPr>
-                <w:rFonts w:ascii="Aptos" w:hAnsi="Aptos"/>
-                <w:b w:val="0"/>
-                <w:i w:val="0"/>
-                <w:sz w:val="22"/>
-              </w:rPr>
-            </w:r>
-          </w:p>
-        </w:tc>
-        <w:tc>
-          <w:tcPr>
-            <w:tcW w:type="dxa" w:w="3324"/>
-          </w:tcPr>
-          <w:p>
-            <w:pPr>
-              <w:spacing w:before="20" w:after="20"/>
-            </w:pPr>
-            <w:r>
-              <w:rPr>
-                <w:rFonts w:ascii="Aptos" w:hAnsi="Aptos"/>
-                <w:b w:val="0"/>
-                <w:i w:val="0"/>
-                <w:sz w:val="22"/>
-              </w:rPr>
             </w:r>
           </w:p>
         </w:tc>

--- a/public/assets/files/stacjonarne/JAP3.docx
+++ b/public/assets/files/stacjonarne/JAP3.docx
@@ -315,7 +315,7 @@
                 <w:i w:val="0"/>
                 <w:sz w:val="22"/>
               </w:rPr>
-              <w:t>3</w:t>
+              <w:t>2</w:t>
             </w:r>
           </w:p>
         </w:tc>

--- a/public/assets/files/stacjonarne/JAP3.docx
+++ b/public/assets/files/stacjonarne/JAP3.docx
@@ -1092,7 +1092,6 @@
                 <w:i w:val="0"/>
                 <w:sz w:val="22"/>
               </w:rPr>
-              <w:t>15</w:t>
             </w:r>
           </w:p>
         </w:tc>
@@ -1112,7 +1111,6 @@
                 <w:i w:val="0"/>
                 <w:sz w:val="22"/>
               </w:rPr>
-              <w:t>0.6</w:t>
             </w:r>
           </w:p>
         </w:tc>

--- a/public/assets/files/stacjonarne/JAP3.docx
+++ b/public/assets/files/stacjonarne/JAP3.docx
@@ -4070,121 +4070,6 @@
                 <w:i w:val="0"/>
                 <w:sz w:val="22"/>
               </w:rPr>
-              <w:t>kolokwium; egzamin ustny; ocena sporządzonego dokumentu</w:t>
-            </w:r>
-          </w:p>
-        </w:tc>
-      </w:tr>
-      <w:tr>
-        <w:tc>
-          <w:tcPr>
-            <w:tcW w:type="dxa" w:w="3324"/>
-          </w:tcPr>
-          <w:p>
-            <w:pPr>
-              <w:spacing w:before="20" w:after="20"/>
-            </w:pPr>
-            <w:r>
-              <w:rPr>
-                <w:rFonts w:ascii="Aptos" w:hAnsi="Aptos"/>
-                <w:b w:val="0"/>
-                <w:i w:val="0"/>
-                <w:sz w:val="22"/>
-              </w:rPr>
-            </w:r>
-          </w:p>
-        </w:tc>
-        <w:tc>
-          <w:tcPr>
-            <w:tcW w:type="dxa" w:w="3324"/>
-          </w:tcPr>
-          <w:p>
-            <w:pPr>
-              <w:spacing w:before="20" w:after="20"/>
-            </w:pPr>
-            <w:r>
-              <w:rPr>
-                <w:rFonts w:ascii="Aptos" w:hAnsi="Aptos"/>
-                <w:b w:val="0"/>
-                <w:i w:val="0"/>
-                <w:sz w:val="22"/>
-              </w:rPr>
-            </w:r>
-          </w:p>
-        </w:tc>
-        <w:tc>
-          <w:tcPr>
-            <w:tcW w:type="dxa" w:w="3324"/>
-          </w:tcPr>
-          <w:p>
-            <w:pPr>
-              <w:spacing w:before="20" w:after="20"/>
-            </w:pPr>
-            <w:r>
-              <w:rPr>
-                <w:rFonts w:ascii="Aptos" w:hAnsi="Aptos"/>
-                <w:b w:val="0"/>
-                <w:i w:val="0"/>
-                <w:sz w:val="22"/>
-              </w:rPr>
-              <w:t>kolokwium; egzamin ustny; ocena sporządzonego dokumentu</w:t>
-            </w:r>
-          </w:p>
-        </w:tc>
-      </w:tr>
-      <w:tr>
-        <w:tc>
-          <w:tcPr>
-            <w:tcW w:type="dxa" w:w="3324"/>
-          </w:tcPr>
-          <w:p>
-            <w:pPr>
-              <w:spacing w:before="20" w:after="20"/>
-            </w:pPr>
-            <w:r>
-              <w:rPr>
-                <w:rFonts w:ascii="Aptos" w:hAnsi="Aptos"/>
-                <w:b w:val="0"/>
-                <w:i w:val="0"/>
-                <w:sz w:val="22"/>
-              </w:rPr>
-            </w:r>
-          </w:p>
-        </w:tc>
-        <w:tc>
-          <w:tcPr>
-            <w:tcW w:type="dxa" w:w="3324"/>
-          </w:tcPr>
-          <w:p>
-            <w:pPr>
-              <w:spacing w:before="20" w:after="20"/>
-            </w:pPr>
-            <w:r>
-              <w:rPr>
-                <w:rFonts w:ascii="Aptos" w:hAnsi="Aptos"/>
-                <w:b w:val="0"/>
-                <w:i w:val="0"/>
-                <w:sz w:val="22"/>
-              </w:rPr>
-            </w:r>
-          </w:p>
-        </w:tc>
-        <w:tc>
-          <w:tcPr>
-            <w:tcW w:type="dxa" w:w="3324"/>
-          </w:tcPr>
-          <w:p>
-            <w:pPr>
-              <w:spacing w:before="20" w:after="20"/>
-            </w:pPr>
-            <w:r>
-              <w:rPr>
-                <w:rFonts w:ascii="Aptos" w:hAnsi="Aptos"/>
-                <w:b w:val="0"/>
-                <w:i w:val="0"/>
-                <w:sz w:val="22"/>
-              </w:rPr>
-              <w:t>kolokwium; egzamin ustny; ocena sporządzonego dokumentu</w:t>
             </w:r>
           </w:p>
         </w:tc>
@@ -4310,6 +4195,7 @@
                 <w:i w:val="0"/>
                 <w:sz w:val="22"/>
               </w:rPr>
+              <w:t>K_U03</w:t>
             </w:r>
           </w:p>
         </w:tc>
@@ -4347,7 +4233,7 @@
                 <w:i w:val="0"/>
                 <w:sz w:val="22"/>
               </w:rPr>
-              <w:t>kolokwium; egzamin ustny; ocena sporządzonego dokumentu</w:t>
+              <w:t>kolokwium, egzamin ustny, ocena sporządzonego dokumentu</w:t>
             </w:r>
           </w:p>
         </w:tc>
@@ -4368,6 +4254,7 @@
                 <w:i w:val="0"/>
                 <w:sz w:val="22"/>
               </w:rPr>
+              <w:t>K_U06</w:t>
             </w:r>
           </w:p>
         </w:tc>
@@ -4405,7 +4292,7 @@
                 <w:i w:val="0"/>
                 <w:sz w:val="22"/>
               </w:rPr>
-              <w:t>kolokwium; egzamin ustny; ocena sporządzonego dokumentu</w:t>
+              <w:t>kolokwium, egzamin ustny, ocena sporządzonego dokumentu</w:t>
             </w:r>
           </w:p>
         </w:tc>
@@ -4531,6 +4418,7 @@
                 <w:i w:val="0"/>
                 <w:sz w:val="22"/>
               </w:rPr>
+              <w:t>K_K03</w:t>
             </w:r>
           </w:p>
         </w:tc>
@@ -4568,7 +4456,7 @@
                 <w:i w:val="0"/>
                 <w:sz w:val="22"/>
               </w:rPr>
-              <w:t>kolokwium; egzamin ustny; ocena sporządzonego dokumentu</w:t>
+              <w:t>kolokwium, egzamin ustny, ocena sporządzonego dokumentu</w:t>
             </w:r>
           </w:p>
         </w:tc>
@@ -4589,6 +4477,7 @@
                 <w:i w:val="0"/>
                 <w:sz w:val="22"/>
               </w:rPr>
+              <w:t>K_K03</w:t>
             </w:r>
           </w:p>
         </w:tc>
@@ -4626,7 +4515,7 @@
                 <w:i w:val="0"/>
                 <w:sz w:val="22"/>
               </w:rPr>
-              <w:t>kolokwium; egzamin ustny; ocena sporządzonego dokumentu</w:t>
+              <w:t>kolokwium, egzamin ustny, ocena sporządzonego dokumentu</w:t>
             </w:r>
           </w:p>
         </w:tc>

--- a/public/assets/files/stacjonarne/JAP3.docx
+++ b/public/assets/files/stacjonarne/JAP3.docx
@@ -315,7 +315,7 @@
                 <w:i w:val="0"/>
                 <w:sz w:val="22"/>
               </w:rPr>
-              <w:t>2</w:t>
+              <w:t>2.5</w:t>
             </w:r>
           </w:p>
         </w:tc>
@@ -1092,6 +1092,7 @@
                 <w:i w:val="0"/>
                 <w:sz w:val="22"/>
               </w:rPr>
+              <w:t>10</w:t>
             </w:r>
           </w:p>
         </w:tc>
@@ -1111,6 +1112,7 @@
                 <w:i w:val="0"/>
                 <w:sz w:val="22"/>
               </w:rPr>
+              <w:t>0.4</w:t>
             </w:r>
           </w:p>
         </w:tc>

--- a/public/assets/files/stacjonarne/JAP3.docx
+++ b/public/assets/files/stacjonarne/JAP3.docx
@@ -1893,14 +1893,13 @@
       </w:tblPr>
       <w:tblGrid>
         <w:gridCol w:w="680"/>
-        <w:gridCol w:w="4536"/>
-        <w:gridCol w:w="4252"/>
+        <w:gridCol w:w="8788"/>
       </w:tblGrid>
       <w:tr>
         <w:tc>
           <w:tcPr>
             <w:tcW w:type="dxa" w:w="9468"/>
-            <w:gridSpan w:val="3"/>
+            <w:gridSpan w:val="2"/>
             <w:shd w:val="clear" w:color="auto" w:fill="D9D9D9"/>
           </w:tcPr>
           <w:p>
@@ -1942,7 +1941,7 @@
         </w:tc>
         <w:tc>
           <w:tcPr>
-            <w:tcW w:type="dxa" w:w="4536"/>
+            <w:tcW w:type="dxa" w:w="8788"/>
             <w:shd w:val="clear" w:color="auto" w:fill="D9D9D9"/>
           </w:tcPr>
           <w:p>
@@ -1956,27 +1955,7 @@
                 <w:i w:val="0"/>
                 <w:sz w:val="16"/>
               </w:rPr>
-              <w:t>Wykład</w:t>
-            </w:r>
-          </w:p>
-        </w:tc>
-        <w:tc>
-          <w:tcPr>
-            <w:tcW w:type="dxa" w:w="4252"/>
-            <w:shd w:val="clear" w:color="auto" w:fill="D9D9D9"/>
-          </w:tcPr>
-          <w:p>
-            <w:pPr>
-              <w:spacing w:before="20" w:after="20"/>
-            </w:pPr>
-            <w:r>
-              <w:rPr>
-                <w:rFonts w:ascii="Aptos" w:hAnsi="Aptos"/>
-                <w:b/>
-                <w:i w:val="0"/>
-                <w:sz w:val="16"/>
-              </w:rPr>
-              <w:t>Ćwiczenia / Laboratorium / Pracownia</w:t>
+              <w:t>Treści programowe</w:t>
             </w:r>
           </w:p>
         </w:tc>
@@ -2003,7 +1982,7 @@
         </w:tc>
         <w:tc>
           <w:tcPr>
-            <w:tcW w:type="dxa" w:w="4536"/>
+            <w:tcW w:type="dxa" w:w="8788"/>
           </w:tcPr>
           <w:p>
             <w:pPr>
@@ -2017,24 +1996,6 @@
                 <w:sz w:val="22"/>
               </w:rPr>
               <w:t>1. Nowe kanji, przypomnienie czasowników i budowanie zdań.</w:t>
-            </w:r>
-          </w:p>
-        </w:tc>
-        <w:tc>
-          <w:tcPr>
-            <w:tcW w:type="dxa" w:w="4252"/>
-          </w:tcPr>
-          <w:p>
-            <w:pPr>
-              <w:spacing w:before="20" w:after="20"/>
-            </w:pPr>
-            <w:r>
-              <w:rPr>
-                <w:rFonts w:ascii="Aptos" w:hAnsi="Aptos"/>
-                <w:b w:val="0"/>
-                <w:i w:val="0"/>
-                <w:sz w:val="22"/>
-              </w:rPr>
             </w:r>
           </w:p>
         </w:tc>
@@ -2061,7 +2022,7 @@
         </w:tc>
         <w:tc>
           <w:tcPr>
-            <w:tcW w:type="dxa" w:w="4536"/>
+            <w:tcW w:type="dxa" w:w="8788"/>
           </w:tcPr>
           <w:p>
             <w:pPr>
@@ -2075,24 +2036,6 @@
                 <w:sz w:val="22"/>
               </w:rPr>
               <w:t>2. Przypomnienie znaków kanji i budowanie zdań.</w:t>
-            </w:r>
-          </w:p>
-        </w:tc>
-        <w:tc>
-          <w:tcPr>
-            <w:tcW w:type="dxa" w:w="4252"/>
-          </w:tcPr>
-          <w:p>
-            <w:pPr>
-              <w:spacing w:before="20" w:after="20"/>
-            </w:pPr>
-            <w:r>
-              <w:rPr>
-                <w:rFonts w:ascii="Aptos" w:hAnsi="Aptos"/>
-                <w:b w:val="0"/>
-                <w:i w:val="0"/>
-                <w:sz w:val="22"/>
-              </w:rPr>
             </w:r>
           </w:p>
         </w:tc>
@@ -2119,7 +2062,7 @@
         </w:tc>
         <w:tc>
           <w:tcPr>
-            <w:tcW w:type="dxa" w:w="4536"/>
+            <w:tcW w:type="dxa" w:w="8788"/>
           </w:tcPr>
           <w:p>
             <w:pPr>
@@ -2133,24 +2076,6 @@
                 <w:sz w:val="22"/>
               </w:rPr>
               <w:t>3. Zadania ze słuchu – porównania.</w:t>
-            </w:r>
-          </w:p>
-        </w:tc>
-        <w:tc>
-          <w:tcPr>
-            <w:tcW w:type="dxa" w:w="4252"/>
-          </w:tcPr>
-          <w:p>
-            <w:pPr>
-              <w:spacing w:before="20" w:after="20"/>
-            </w:pPr>
-            <w:r>
-              <w:rPr>
-                <w:rFonts w:ascii="Aptos" w:hAnsi="Aptos"/>
-                <w:b w:val="0"/>
-                <w:i w:val="0"/>
-                <w:sz w:val="22"/>
-              </w:rPr>
             </w:r>
           </w:p>
         </w:tc>
@@ -2177,7 +2102,7 @@
         </w:tc>
         <w:tc>
           <w:tcPr>
-            <w:tcW w:type="dxa" w:w="4536"/>
+            <w:tcW w:type="dxa" w:w="8788"/>
           </w:tcPr>
           <w:p>
             <w:pPr>
@@ -2191,24 +2116,6 @@
                 <w:sz w:val="22"/>
               </w:rPr>
               <w:t>4. Nauka znaków katakany ma,mi,mu,me,mo, ya,yu,yo, ra,ri,ru,re,ro,wa,wo,n / TEST (zdania z życia codziennego).</w:t>
-            </w:r>
-          </w:p>
-        </w:tc>
-        <w:tc>
-          <w:tcPr>
-            <w:tcW w:type="dxa" w:w="4252"/>
-          </w:tcPr>
-          <w:p>
-            <w:pPr>
-              <w:spacing w:before="20" w:after="20"/>
-            </w:pPr>
-            <w:r>
-              <w:rPr>
-                <w:rFonts w:ascii="Aptos" w:hAnsi="Aptos"/>
-                <w:b w:val="0"/>
-                <w:i w:val="0"/>
-                <w:sz w:val="22"/>
-              </w:rPr>
             </w:r>
           </w:p>
         </w:tc>
@@ -2235,7 +2142,7 @@
         </w:tc>
         <w:tc>
           <w:tcPr>
-            <w:tcW w:type="dxa" w:w="4536"/>
+            <w:tcW w:type="dxa" w:w="8788"/>
           </w:tcPr>
           <w:p>
             <w:pPr>
@@ -2249,24 +2156,6 @@
                 <w:sz w:val="22"/>
               </w:rPr>
               <w:t>5.  Zadania z tekstem „ moje miasto” – analiza tekstu i poznanie nowych słów.</w:t>
-            </w:r>
-          </w:p>
-        </w:tc>
-        <w:tc>
-          <w:tcPr>
-            <w:tcW w:type="dxa" w:w="4252"/>
-          </w:tcPr>
-          <w:p>
-            <w:pPr>
-              <w:spacing w:before="20" w:after="20"/>
-            </w:pPr>
-            <w:r>
-              <w:rPr>
-                <w:rFonts w:ascii="Aptos" w:hAnsi="Aptos"/>
-                <w:b w:val="0"/>
-                <w:i w:val="0"/>
-                <w:sz w:val="22"/>
-              </w:rPr>
             </w:r>
           </w:p>
         </w:tc>
@@ -2293,7 +2182,7 @@
         </w:tc>
         <w:tc>
           <w:tcPr>
-            <w:tcW w:type="dxa" w:w="4536"/>
+            <w:tcW w:type="dxa" w:w="8788"/>
           </w:tcPr>
           <w:p>
             <w:pPr>
@@ -2307,24 +2196,6 @@
                 <w:sz w:val="22"/>
               </w:rPr>
               <w:t>6.  Zadania z tekstem „ różne obrazy” – analiza tekstu i poznanie nowych słów.</w:t>
-            </w:r>
-          </w:p>
-        </w:tc>
-        <w:tc>
-          <w:tcPr>
-            <w:tcW w:type="dxa" w:w="4252"/>
-          </w:tcPr>
-          <w:p>
-            <w:pPr>
-              <w:spacing w:before="20" w:after="20"/>
-            </w:pPr>
-            <w:r>
-              <w:rPr>
-                <w:rFonts w:ascii="Aptos" w:hAnsi="Aptos"/>
-                <w:b w:val="0"/>
-                <w:i w:val="0"/>
-                <w:sz w:val="22"/>
-              </w:rPr>
             </w:r>
           </w:p>
         </w:tc>
@@ -2351,7 +2222,7 @@
         </w:tc>
         <w:tc>
           <w:tcPr>
-            <w:tcW w:type="dxa" w:w="4536"/>
+            <w:tcW w:type="dxa" w:w="8788"/>
           </w:tcPr>
           <w:p>
             <w:pPr>
@@ -2365,24 +2236,6 @@
                 <w:sz w:val="22"/>
               </w:rPr>
               <w:t>7.  Zadania z tekstem „ jak dojechać do…..” – analiza tekstu i poznanie nowych słów.</w:t>
-            </w:r>
-          </w:p>
-        </w:tc>
-        <w:tc>
-          <w:tcPr>
-            <w:tcW w:type="dxa" w:w="4252"/>
-          </w:tcPr>
-          <w:p>
-            <w:pPr>
-              <w:spacing w:before="20" w:after="20"/>
-            </w:pPr>
-            <w:r>
-              <w:rPr>
-                <w:rFonts w:ascii="Aptos" w:hAnsi="Aptos"/>
-                <w:b w:val="0"/>
-                <w:i w:val="0"/>
-                <w:sz w:val="22"/>
-              </w:rPr>
             </w:r>
           </w:p>
         </w:tc>
@@ -2409,7 +2262,7 @@
         </w:tc>
         <w:tc>
           <w:tcPr>
-            <w:tcW w:type="dxa" w:w="4536"/>
+            <w:tcW w:type="dxa" w:w="8788"/>
           </w:tcPr>
           <w:p>
             <w:pPr>
@@ -2423,24 +2276,6 @@
                 <w:sz w:val="22"/>
               </w:rPr>
               <w:t>8.  PRACA PISEMNA(wypracowanie) – opisać wybrany obraz</w:t>
-            </w:r>
-          </w:p>
-        </w:tc>
-        <w:tc>
-          <w:tcPr>
-            <w:tcW w:type="dxa" w:w="4252"/>
-          </w:tcPr>
-          <w:p>
-            <w:pPr>
-              <w:spacing w:before="20" w:after="20"/>
-            </w:pPr>
-            <w:r>
-              <w:rPr>
-                <w:rFonts w:ascii="Aptos" w:hAnsi="Aptos"/>
-                <w:b w:val="0"/>
-                <w:i w:val="0"/>
-                <w:sz w:val="22"/>
-              </w:rPr>
             </w:r>
           </w:p>
         </w:tc>
@@ -2467,7 +2302,7 @@
         </w:tc>
         <w:tc>
           <w:tcPr>
-            <w:tcW w:type="dxa" w:w="4536"/>
+            <w:tcW w:type="dxa" w:w="8788"/>
           </w:tcPr>
           <w:p>
             <w:pPr>
@@ -2481,24 +2316,6 @@
                 <w:sz w:val="22"/>
               </w:rPr>
               <w:t>9.  Zadania z tekstem „ wywiad z mieszkańcem” – analiza tekstu i poznanie nowych słów.</w:t>
-            </w:r>
-          </w:p>
-        </w:tc>
-        <w:tc>
-          <w:tcPr>
-            <w:tcW w:type="dxa" w:w="4252"/>
-          </w:tcPr>
-          <w:p>
-            <w:pPr>
-              <w:spacing w:before="20" w:after="20"/>
-            </w:pPr>
-            <w:r>
-              <w:rPr>
-                <w:rFonts w:ascii="Aptos" w:hAnsi="Aptos"/>
-                <w:b w:val="0"/>
-                <w:i w:val="0"/>
-                <w:sz w:val="22"/>
-              </w:rPr>
             </w:r>
           </w:p>
         </w:tc>
@@ -2525,7 +2342,7 @@
         </w:tc>
         <w:tc>
           <w:tcPr>
-            <w:tcW w:type="dxa" w:w="4536"/>
+            <w:tcW w:type="dxa" w:w="8788"/>
           </w:tcPr>
           <w:p>
             <w:pPr>
@@ -2539,24 +2356,6 @@
                 <w:sz w:val="22"/>
               </w:rPr>
               <w:t>10.  Zadania z tekstem „ moja firma” – analiza tekstu i poznanie nowych słów.</w:t>
-            </w:r>
-          </w:p>
-        </w:tc>
-        <w:tc>
-          <w:tcPr>
-            <w:tcW w:type="dxa" w:w="4252"/>
-          </w:tcPr>
-          <w:p>
-            <w:pPr>
-              <w:spacing w:before="20" w:after="20"/>
-            </w:pPr>
-            <w:r>
-              <w:rPr>
-                <w:rFonts w:ascii="Aptos" w:hAnsi="Aptos"/>
-                <w:b w:val="0"/>
-                <w:i w:val="0"/>
-                <w:sz w:val="22"/>
-              </w:rPr>
             </w:r>
           </w:p>
         </w:tc>
@@ -2583,7 +2382,7 @@
         </w:tc>
         <w:tc>
           <w:tcPr>
-            <w:tcW w:type="dxa" w:w="4536"/>
+            <w:tcW w:type="dxa" w:w="8788"/>
           </w:tcPr>
           <w:p>
             <w:pPr>
@@ -2597,24 +2396,6 @@
                 <w:sz w:val="22"/>
               </w:rPr>
               <w:t>11.  PRACA PISEMNA(wypracowanie) – opisać swoją firmę</w:t>
-            </w:r>
-          </w:p>
-        </w:tc>
-        <w:tc>
-          <w:tcPr>
-            <w:tcW w:type="dxa" w:w="4252"/>
-          </w:tcPr>
-          <w:p>
-            <w:pPr>
-              <w:spacing w:before="20" w:after="20"/>
-            </w:pPr>
-            <w:r>
-              <w:rPr>
-                <w:rFonts w:ascii="Aptos" w:hAnsi="Aptos"/>
-                <w:b w:val="0"/>
-                <w:i w:val="0"/>
-                <w:sz w:val="22"/>
-              </w:rPr>
             </w:r>
           </w:p>
         </w:tc>
@@ -2641,7 +2422,7 @@
         </w:tc>
         <w:tc>
           <w:tcPr>
-            <w:tcW w:type="dxa" w:w="4536"/>
+            <w:tcW w:type="dxa" w:w="8788"/>
           </w:tcPr>
           <w:p>
             <w:pPr>
@@ -2655,24 +2436,6 @@
                 <w:sz w:val="22"/>
               </w:rPr>
               <w:t>12.  Język formalny i język nieformalny – porównanie i budowanie zdań – wprowadzenie, TEST Z KANJI</w:t>
-            </w:r>
-          </w:p>
-        </w:tc>
-        <w:tc>
-          <w:tcPr>
-            <w:tcW w:type="dxa" w:w="4252"/>
-          </w:tcPr>
-          <w:p>
-            <w:pPr>
-              <w:spacing w:before="20" w:after="20"/>
-            </w:pPr>
-            <w:r>
-              <w:rPr>
-                <w:rFonts w:ascii="Aptos" w:hAnsi="Aptos"/>
-                <w:b w:val="0"/>
-                <w:i w:val="0"/>
-                <w:sz w:val="22"/>
-              </w:rPr>
             </w:r>
           </w:p>
         </w:tc>
@@ -2699,7 +2462,7 @@
         </w:tc>
         <w:tc>
           <w:tcPr>
-            <w:tcW w:type="dxa" w:w="4536"/>
+            <w:tcW w:type="dxa" w:w="8788"/>
           </w:tcPr>
           <w:p>
             <w:pPr>
@@ -2713,24 +2476,6 @@
                 <w:sz w:val="22"/>
               </w:rPr>
               <w:t>13.  Język formalny i język nieformalny – porównanie i budowanie zdań i zadania ze słuchu</w:t>
-            </w:r>
-          </w:p>
-        </w:tc>
-        <w:tc>
-          <w:tcPr>
-            <w:tcW w:type="dxa" w:w="4252"/>
-          </w:tcPr>
-          <w:p>
-            <w:pPr>
-              <w:spacing w:before="20" w:after="20"/>
-            </w:pPr>
-            <w:r>
-              <w:rPr>
-                <w:rFonts w:ascii="Aptos" w:hAnsi="Aptos"/>
-                <w:b w:val="0"/>
-                <w:i w:val="0"/>
-                <w:sz w:val="22"/>
-              </w:rPr>
             </w:r>
           </w:p>
         </w:tc>
@@ -2757,7 +2502,7 @@
         </w:tc>
         <w:tc>
           <w:tcPr>
-            <w:tcW w:type="dxa" w:w="4536"/>
+            <w:tcW w:type="dxa" w:w="8788"/>
           </w:tcPr>
           <w:p>
             <w:pPr>
@@ -2771,24 +2516,6 @@
                 <w:sz w:val="22"/>
               </w:rPr>
               <w:t>14.  Język formalny i język nieformalny – oglądanie filmu i analiza tekstu pt. moje wakacje</w:t>
-            </w:r>
-          </w:p>
-        </w:tc>
-        <w:tc>
-          <w:tcPr>
-            <w:tcW w:type="dxa" w:w="4252"/>
-          </w:tcPr>
-          <w:p>
-            <w:pPr>
-              <w:spacing w:before="20" w:after="20"/>
-            </w:pPr>
-            <w:r>
-              <w:rPr>
-                <w:rFonts w:ascii="Aptos" w:hAnsi="Aptos"/>
-                <w:b w:val="0"/>
-                <w:i w:val="0"/>
-                <w:sz w:val="22"/>
-              </w:rPr>
             </w:r>
           </w:p>
         </w:tc>
@@ -2815,7 +2542,7 @@
         </w:tc>
         <w:tc>
           <w:tcPr>
-            <w:tcW w:type="dxa" w:w="4536"/>
+            <w:tcW w:type="dxa" w:w="8788"/>
           </w:tcPr>
           <w:p>
             <w:pPr>
@@ -2829,24 +2556,6 @@
                 <w:sz w:val="22"/>
               </w:rPr>
               <w:t>15.  Forma tari..tari…. i budowanie zdań z nową formą gramatyczną</w:t>
-            </w:r>
-          </w:p>
-        </w:tc>
-        <w:tc>
-          <w:tcPr>
-            <w:tcW w:type="dxa" w:w="4252"/>
-          </w:tcPr>
-          <w:p>
-            <w:pPr>
-              <w:spacing w:before="20" w:after="20"/>
-            </w:pPr>
-            <w:r>
-              <w:rPr>
-                <w:rFonts w:ascii="Aptos" w:hAnsi="Aptos"/>
-                <w:b w:val="0"/>
-                <w:i w:val="0"/>
-                <w:sz w:val="22"/>
-              </w:rPr>
             </w:r>
           </w:p>
         </w:tc>
@@ -2873,7 +2582,7 @@
         </w:tc>
         <w:tc>
           <w:tcPr>
-            <w:tcW w:type="dxa" w:w="4536"/>
+            <w:tcW w:type="dxa" w:w="8788"/>
           </w:tcPr>
           <w:p>
             <w:pPr>
@@ -2887,24 +2596,6 @@
                 <w:sz w:val="22"/>
               </w:rPr>
               <w:t>16.  Nowe znaki kanji i budowanie z nimi zdań</w:t>
-            </w:r>
-          </w:p>
-        </w:tc>
-        <w:tc>
-          <w:tcPr>
-            <w:tcW w:type="dxa" w:w="4252"/>
-          </w:tcPr>
-          <w:p>
-            <w:pPr>
-              <w:spacing w:before="20" w:after="20"/>
-            </w:pPr>
-            <w:r>
-              <w:rPr>
-                <w:rFonts w:ascii="Aptos" w:hAnsi="Aptos"/>
-                <w:b w:val="0"/>
-                <w:i w:val="0"/>
-                <w:sz w:val="22"/>
-              </w:rPr>
             </w:r>
           </w:p>
         </w:tc>
@@ -2931,7 +2622,7 @@
         </w:tc>
         <w:tc>
           <w:tcPr>
-            <w:tcW w:type="dxa" w:w="4536"/>
+            <w:tcW w:type="dxa" w:w="8788"/>
           </w:tcPr>
           <w:p>
             <w:pPr>
@@ -2945,24 +2636,6 @@
                 <w:sz w:val="22"/>
               </w:rPr>
               <w:t>17. Zdania przydawkowe i budowanie zdań – zadania ze słuchu</w:t>
-            </w:r>
-          </w:p>
-        </w:tc>
-        <w:tc>
-          <w:tcPr>
-            <w:tcW w:type="dxa" w:w="4252"/>
-          </w:tcPr>
-          <w:p>
-            <w:pPr>
-              <w:spacing w:before="20" w:after="20"/>
-            </w:pPr>
-            <w:r>
-              <w:rPr>
-                <w:rFonts w:ascii="Aptos" w:hAnsi="Aptos"/>
-                <w:b w:val="0"/>
-                <w:i w:val="0"/>
-                <w:sz w:val="22"/>
-              </w:rPr>
             </w:r>
           </w:p>
         </w:tc>
@@ -2989,7 +2662,7 @@
         </w:tc>
         <w:tc>
           <w:tcPr>
-            <w:tcW w:type="dxa" w:w="4536"/>
+            <w:tcW w:type="dxa" w:w="8788"/>
           </w:tcPr>
           <w:p>
             <w:pPr>
@@ -3003,24 +2676,6 @@
                 <w:sz w:val="22"/>
               </w:rPr>
               <w:t>18. Forma kotogaarimasu, kotogaarimashita/ zadania z nową formą gramatyczną + budowanie zdań</w:t>
-            </w:r>
-          </w:p>
-        </w:tc>
-        <w:tc>
-          <w:tcPr>
-            <w:tcW w:type="dxa" w:w="4252"/>
-          </w:tcPr>
-          <w:p>
-            <w:pPr>
-              <w:spacing w:before="20" w:after="20"/>
-            </w:pPr>
-            <w:r>
-              <w:rPr>
-                <w:rFonts w:ascii="Aptos" w:hAnsi="Aptos"/>
-                <w:b w:val="0"/>
-                <w:i w:val="0"/>
-                <w:sz w:val="22"/>
-              </w:rPr>
             </w:r>
           </w:p>
         </w:tc>
@@ -3047,7 +2702,7 @@
         </w:tc>
         <w:tc>
           <w:tcPr>
-            <w:tcW w:type="dxa" w:w="4536"/>
+            <w:tcW w:type="dxa" w:w="8788"/>
           </w:tcPr>
           <w:p>
             <w:pPr>
@@ -3061,24 +2716,6 @@
                 <w:sz w:val="22"/>
               </w:rPr>
               <w:t>19.  Forma gramatyczna nai – przypomnienie – budowanie zdań</w:t>
-            </w:r>
-          </w:p>
-        </w:tc>
-        <w:tc>
-          <w:tcPr>
-            <w:tcW w:type="dxa" w:w="4252"/>
-          </w:tcPr>
-          <w:p>
-            <w:pPr>
-              <w:spacing w:before="20" w:after="20"/>
-            </w:pPr>
-            <w:r>
-              <w:rPr>
-                <w:rFonts w:ascii="Aptos" w:hAnsi="Aptos"/>
-                <w:b w:val="0"/>
-                <w:i w:val="0"/>
-                <w:sz w:val="22"/>
-              </w:rPr>
             </w:r>
           </w:p>
         </w:tc>
@@ -3105,7 +2742,7 @@
         </w:tc>
         <w:tc>
           <w:tcPr>
-            <w:tcW w:type="dxa" w:w="4536"/>
+            <w:tcW w:type="dxa" w:w="8788"/>
           </w:tcPr>
           <w:p>
             <w:pPr>
@@ -3119,24 +2756,6 @@
                 <w:sz w:val="22"/>
               </w:rPr>
               <w:t>20.  Forma gramatyczna  nakerebanarimasen i budowanie zdań, Nowe znaki kanji i budowanie z nimi zdań</w:t>
-            </w:r>
-          </w:p>
-        </w:tc>
-        <w:tc>
-          <w:tcPr>
-            <w:tcW w:type="dxa" w:w="4252"/>
-          </w:tcPr>
-          <w:p>
-            <w:pPr>
-              <w:spacing w:before="20" w:after="20"/>
-            </w:pPr>
-            <w:r>
-              <w:rPr>
-                <w:rFonts w:ascii="Aptos" w:hAnsi="Aptos"/>
-                <w:b w:val="0"/>
-                <w:i w:val="0"/>
-                <w:sz w:val="22"/>
-              </w:rPr>
             </w:r>
           </w:p>
         </w:tc>
@@ -3163,7 +2782,7 @@
         </w:tc>
         <w:tc>
           <w:tcPr>
-            <w:tcW w:type="dxa" w:w="4536"/>
+            <w:tcW w:type="dxa" w:w="8788"/>
           </w:tcPr>
           <w:p>
             <w:pPr>
@@ -3177,24 +2796,6 @@
                 <w:sz w:val="22"/>
               </w:rPr>
               <w:t>21. Forma gramatyczna nakutemoiidesu i budowanie zdań, nowe znaki kanji, TEST Z KANJI</w:t>
-            </w:r>
-          </w:p>
-        </w:tc>
-        <w:tc>
-          <w:tcPr>
-            <w:tcW w:type="dxa" w:w="4252"/>
-          </w:tcPr>
-          <w:p>
-            <w:pPr>
-              <w:spacing w:before="20" w:after="20"/>
-            </w:pPr>
-            <w:r>
-              <w:rPr>
-                <w:rFonts w:ascii="Aptos" w:hAnsi="Aptos"/>
-                <w:b w:val="0"/>
-                <w:i w:val="0"/>
-                <w:sz w:val="22"/>
-              </w:rPr>
             </w:r>
           </w:p>
         </w:tc>
@@ -3221,7 +2822,7 @@
         </w:tc>
         <w:tc>
           <w:tcPr>
-            <w:tcW w:type="dxa" w:w="4536"/>
+            <w:tcW w:type="dxa" w:w="8788"/>
           </w:tcPr>
           <w:p>
             <w:pPr>
@@ -3235,24 +2836,6 @@
                 <w:sz w:val="22"/>
               </w:rPr>
               <w:t>22. Forma gramatyczna naidekudasai i budowanie zdań, nowe znaki kanji</w:t>
-            </w:r>
-          </w:p>
-        </w:tc>
-        <w:tc>
-          <w:tcPr>
-            <w:tcW w:type="dxa" w:w="4252"/>
-          </w:tcPr>
-          <w:p>
-            <w:pPr>
-              <w:spacing w:before="20" w:after="20"/>
-            </w:pPr>
-            <w:r>
-              <w:rPr>
-                <w:rFonts w:ascii="Aptos" w:hAnsi="Aptos"/>
-                <w:b w:val="0"/>
-                <w:i w:val="0"/>
-                <w:sz w:val="22"/>
-              </w:rPr>
             </w:r>
           </w:p>
         </w:tc>
@@ -3279,7 +2862,7 @@
         </w:tc>
         <w:tc>
           <w:tcPr>
-            <w:tcW w:type="dxa" w:w="4536"/>
+            <w:tcW w:type="dxa" w:w="8788"/>
           </w:tcPr>
           <w:p>
             <w:pPr>
@@ -3293,24 +2876,6 @@
                 <w:sz w:val="22"/>
               </w:rPr>
               <w:t>23. Słuchanie – tematyka związana z życiem i czas teraźniejszy-ciągły nowe znaki kanji</w:t>
-            </w:r>
-          </w:p>
-        </w:tc>
-        <w:tc>
-          <w:tcPr>
-            <w:tcW w:type="dxa" w:w="4252"/>
-          </w:tcPr>
-          <w:p>
-            <w:pPr>
-              <w:spacing w:before="20" w:after="20"/>
-            </w:pPr>
-            <w:r>
-              <w:rPr>
-                <w:rFonts w:ascii="Aptos" w:hAnsi="Aptos"/>
-                <w:b w:val="0"/>
-                <w:i w:val="0"/>
-                <w:sz w:val="22"/>
-              </w:rPr>
             </w:r>
           </w:p>
         </w:tc>
@@ -3337,7 +2902,7 @@
         </w:tc>
         <w:tc>
           <w:tcPr>
-            <w:tcW w:type="dxa" w:w="4536"/>
+            <w:tcW w:type="dxa" w:w="8788"/>
           </w:tcPr>
           <w:p>
             <w:pPr>
@@ -3351,24 +2916,6 @@
                 <w:sz w:val="22"/>
               </w:rPr>
               <w:t>24.  Nowe znaki kanji i budowanie z nimi zdań, gramatyka: toki, maeni, atode, nagara.</w:t>
-            </w:r>
-          </w:p>
-        </w:tc>
-        <w:tc>
-          <w:tcPr>
-            <w:tcW w:type="dxa" w:w="4252"/>
-          </w:tcPr>
-          <w:p>
-            <w:pPr>
-              <w:spacing w:before="20" w:after="20"/>
-            </w:pPr>
-            <w:r>
-              <w:rPr>
-                <w:rFonts w:ascii="Aptos" w:hAnsi="Aptos"/>
-                <w:b w:val="0"/>
-                <w:i w:val="0"/>
-                <w:sz w:val="22"/>
-              </w:rPr>
             </w:r>
           </w:p>
         </w:tc>
@@ -3395,7 +2942,7 @@
         </w:tc>
         <w:tc>
           <w:tcPr>
-            <w:tcW w:type="dxa" w:w="4536"/>
+            <w:tcW w:type="dxa" w:w="8788"/>
           </w:tcPr>
           <w:p>
             <w:pPr>
@@ -3409,24 +2956,6 @@
                 <w:sz w:val="22"/>
               </w:rPr>
               <w:t>25.  Próbne testy JLPT ; kanji, gramatyka, czytanki i słuchanie.</w:t>
-            </w:r>
-          </w:p>
-        </w:tc>
-        <w:tc>
-          <w:tcPr>
-            <w:tcW w:type="dxa" w:w="4252"/>
-          </w:tcPr>
-          <w:p>
-            <w:pPr>
-              <w:spacing w:before="20" w:after="20"/>
-            </w:pPr>
-            <w:r>
-              <w:rPr>
-                <w:rFonts w:ascii="Aptos" w:hAnsi="Aptos"/>
-                <w:b w:val="0"/>
-                <w:i w:val="0"/>
-                <w:sz w:val="22"/>
-              </w:rPr>
             </w:r>
           </w:p>
         </w:tc>
@@ -3453,7 +2982,7 @@
         </w:tc>
         <w:tc>
           <w:tcPr>
-            <w:tcW w:type="dxa" w:w="4536"/>
+            <w:tcW w:type="dxa" w:w="8788"/>
           </w:tcPr>
           <w:p>
             <w:pPr>
@@ -3467,24 +2996,6 @@
                 <w:sz w:val="22"/>
               </w:rPr>
               <w:t>26.  Nowe kanji i budowanie zdań.</w:t>
-            </w:r>
-          </w:p>
-        </w:tc>
-        <w:tc>
-          <w:tcPr>
-            <w:tcW w:type="dxa" w:w="4252"/>
-          </w:tcPr>
-          <w:p>
-            <w:pPr>
-              <w:spacing w:before="20" w:after="20"/>
-            </w:pPr>
-            <w:r>
-              <w:rPr>
-                <w:rFonts w:ascii="Aptos" w:hAnsi="Aptos"/>
-                <w:b w:val="0"/>
-                <w:i w:val="0"/>
-                <w:sz w:val="22"/>
-              </w:rPr>
             </w:r>
           </w:p>
         </w:tc>
@@ -3511,7 +3022,7 @@
         </w:tc>
         <w:tc>
           <w:tcPr>
-            <w:tcW w:type="dxa" w:w="4536"/>
+            <w:tcW w:type="dxa" w:w="8788"/>
           </w:tcPr>
           <w:p>
             <w:pPr>
@@ -3525,24 +3036,6 @@
                 <w:sz w:val="22"/>
               </w:rPr>
               <w:t>27.  Nowe kanji,  Próbne testy JLPT ; kanji, gramatyka, czytanki i słuchanie .</w:t>
-            </w:r>
-          </w:p>
-        </w:tc>
-        <w:tc>
-          <w:tcPr>
-            <w:tcW w:type="dxa" w:w="4252"/>
-          </w:tcPr>
-          <w:p>
-            <w:pPr>
-              <w:spacing w:before="20" w:after="20"/>
-            </w:pPr>
-            <w:r>
-              <w:rPr>
-                <w:rFonts w:ascii="Aptos" w:hAnsi="Aptos"/>
-                <w:b w:val="0"/>
-                <w:i w:val="0"/>
-                <w:sz w:val="22"/>
-              </w:rPr>
             </w:r>
           </w:p>
         </w:tc>
@@ -3569,7 +3062,7 @@
         </w:tc>
         <w:tc>
           <w:tcPr>
-            <w:tcW w:type="dxa" w:w="4536"/>
+            <w:tcW w:type="dxa" w:w="8788"/>
           </w:tcPr>
           <w:p>
             <w:pPr>
@@ -3583,24 +3076,6 @@
                 <w:sz w:val="22"/>
               </w:rPr>
               <w:t>28.  Próbne testy JLPT ; kanji, gramatyka, czytanki i słuchanie.</w:t>
-            </w:r>
-          </w:p>
-        </w:tc>
-        <w:tc>
-          <w:tcPr>
-            <w:tcW w:type="dxa" w:w="4252"/>
-          </w:tcPr>
-          <w:p>
-            <w:pPr>
-              <w:spacing w:before="20" w:after="20"/>
-            </w:pPr>
-            <w:r>
-              <w:rPr>
-                <w:rFonts w:ascii="Aptos" w:hAnsi="Aptos"/>
-                <w:b w:val="0"/>
-                <w:i w:val="0"/>
-                <w:sz w:val="22"/>
-              </w:rPr>
             </w:r>
           </w:p>
         </w:tc>
@@ -3627,7 +3102,7 @@
         </w:tc>
         <w:tc>
           <w:tcPr>
-            <w:tcW w:type="dxa" w:w="4536"/>
+            <w:tcW w:type="dxa" w:w="8788"/>
           </w:tcPr>
           <w:p>
             <w:pPr>
@@ -3641,24 +3116,6 @@
                 <w:sz w:val="22"/>
               </w:rPr>
               <w:t>29.  Powtórzenie materiału z całego semestru – budowanie zdań.</w:t>
-            </w:r>
-          </w:p>
-        </w:tc>
-        <w:tc>
-          <w:tcPr>
-            <w:tcW w:type="dxa" w:w="4252"/>
-          </w:tcPr>
-          <w:p>
-            <w:pPr>
-              <w:spacing w:before="20" w:after="20"/>
-            </w:pPr>
-            <w:r>
-              <w:rPr>
-                <w:rFonts w:ascii="Aptos" w:hAnsi="Aptos"/>
-                <w:b w:val="0"/>
-                <w:i w:val="0"/>
-                <w:sz w:val="22"/>
-              </w:rPr>
             </w:r>
           </w:p>
         </w:tc>
@@ -3685,7 +3142,7 @@
         </w:tc>
         <w:tc>
           <w:tcPr>
-            <w:tcW w:type="dxa" w:w="4536"/>
+            <w:tcW w:type="dxa" w:w="8788"/>
           </w:tcPr>
           <w:p>
             <w:pPr>
@@ -3699,24 +3156,6 @@
                 <w:sz w:val="22"/>
               </w:rPr>
               <w:t>30.  Kolokwium zaliczeniowe</w:t>
-            </w:r>
-          </w:p>
-        </w:tc>
-        <w:tc>
-          <w:tcPr>
-            <w:tcW w:type="dxa" w:w="4252"/>
-          </w:tcPr>
-          <w:p>
-            <w:pPr>
-              <w:spacing w:before="20" w:after="20"/>
-            </w:pPr>
-            <w:r>
-              <w:rPr>
-                <w:rFonts w:ascii="Aptos" w:hAnsi="Aptos"/>
-                <w:b w:val="0"/>
-                <w:i w:val="0"/>
-                <w:sz w:val="22"/>
-              </w:rPr>
             </w:r>
           </w:p>
         </w:tc>

--- a/public/assets/files/stacjonarne/JAP3.docx
+++ b/public/assets/files/stacjonarne/JAP3.docx
@@ -315,7 +315,7 @@
                 <w:i w:val="0"/>
                 <w:sz w:val="22"/>
               </w:rPr>
-              <w:t>2.5</w:t>
+              <w:t>3</w:t>
             </w:r>
           </w:p>
         </w:tc>
